--- a/ref/CTR 06 2026-D1-CRA-Modelo_E - Copia.docx
+++ b/ref/CTR 06 2026-D1-CRA-Modelo_E - Copia.docx
@@ -4,41 +4,581 @@
   <w:body>
     <w:p>
       <w:pPr>
-        <w:jc w:val="center"/>
-        <w:rPr>
-          <w:rFonts w:ascii="Aptos" w:hAnsi="Aptos"/>
-        </w:rPr>
-      </w:pPr>
-      <w:r>
+        <w:pStyle w:val="Ttulo3"/>
+        <w:ind w:left="360"/>
         <w:rPr>
           <w:rFonts w:ascii="Aptos" w:hAnsi="Aptos"/>
           <w:b/>
           <w:bCs/>
-        </w:rPr>
-        <w:t>LISTA DE ABREVIATURAS E SIGLAS</w:t>
-      </w:r>
+          <w:color w:val="auto"/>
+          <w:sz w:val="24"/>
+          <w:szCs w:val="24"/>
+        </w:rPr>
+      </w:pPr>
+      <w:bookmarkStart w:id="0" w:name="_Toc112835841"/>
+      <w:bookmarkStart w:id="1" w:name="_Toc22548404"/>
+      <w:bookmarkStart w:id="2" w:name="_Toc304196110"/>
+      <w:bookmarkStart w:id="3" w:name="_Toc304195872"/>
+      <w:bookmarkStart w:id="4" w:name="_Toc304195546"/>
+      <w:bookmarkStart w:id="5" w:name="_Toc295299888"/>
+      <w:bookmarkStart w:id="6" w:name="_Toc291689684"/>
+      <w:bookmarkStart w:id="7" w:name="_Toc290971878"/>
+      <w:bookmarkStart w:id="8" w:name="_Toc290971791"/>
+      <w:bookmarkStart w:id="9" w:name="_Toc290971681"/>
+      <w:bookmarkStart w:id="10" w:name="_Toc290970955"/>
+      <w:bookmarkStart w:id="11" w:name="_Toc290921918"/>
+      <w:bookmarkStart w:id="12" w:name="_Toc280018129"/>
+      <w:bookmarkStart w:id="13" w:name="_Toc280015540"/>
+      <w:bookmarkStart w:id="14" w:name="_Toc257706537"/>
+      <w:bookmarkStart w:id="15" w:name="bookmark-p6Uijk0KNOh2yEVb"/>
+      <w:bookmarkStart w:id="16" w:name="_Toc217993489"/>
+      <w:bookmarkStart w:id="17" w:name="_Toc238894088"/>
+      <w:bookmarkEnd w:id="0"/>
+      <w:bookmarkEnd w:id="1"/>
+      <w:bookmarkEnd w:id="2"/>
+      <w:bookmarkEnd w:id="3"/>
+      <w:bookmarkEnd w:id="4"/>
+      <w:bookmarkEnd w:id="5"/>
+      <w:bookmarkEnd w:id="6"/>
+      <w:bookmarkEnd w:id="7"/>
+      <w:bookmarkEnd w:id="8"/>
+      <w:bookmarkEnd w:id="9"/>
+      <w:bookmarkEnd w:id="10"/>
+      <w:bookmarkEnd w:id="11"/>
+      <w:bookmarkEnd w:id="12"/>
+      <w:bookmarkEnd w:id="13"/>
+      <w:bookmarkEnd w:id="14"/>
+      <w:bookmarkEnd w:id="15"/>
+      <w:r>
+        <w:rPr>
+          <w:rFonts w:ascii="Aptos" w:hAnsi="Aptos"/>
+          <w:b/>
+          <w:bCs/>
+          <w:color w:val="auto"/>
+          <w:sz w:val="24"/>
+          <w:szCs w:val="24"/>
+        </w:rPr>
+        <w:t>INTRODUÇÃO</w:t>
+      </w:r>
+      <w:bookmarkEnd w:id="16"/>
     </w:p>
     <w:p>
       <w:pPr>
-        <w:jc w:val="center"/>
+        <w:jc w:val="both"/>
+        <w:rPr>
+          <w:rFonts w:ascii="Aptos" w:hAnsi="Aptos"/>
+        </w:rPr>
+      </w:pPr>
+    </w:p>
+    <w:p>
+      <w:pPr>
+        <w:jc w:val="both"/>
+        <w:rPr>
+          <w:rFonts w:ascii="Aptos" w:hAnsi="Aptos"/>
+        </w:rPr>
+      </w:pPr>
+      <w:r>
+        <w:rPr>
+          <w:rFonts w:ascii="Aptos" w:hAnsi="Aptos"/>
+        </w:rPr>
+        <w:t>A Coordenadoria de Transporte e Rodovias da Arpe implementou o cronograma de fiscalização para 202</w:t>
+      </w:r>
+      <w:r>
+        <w:rPr>
+          <w:rFonts w:ascii="Aptos" w:hAnsi="Aptos"/>
+        </w:rPr>
+        <w:t>6</w:t>
+      </w:r>
+      <w:r>
+        <w:rPr>
+          <w:rFonts w:ascii="Aptos" w:hAnsi="Aptos"/>
+        </w:rPr>
+        <w:t xml:space="preserve"> do Complexo Viário e Logístico de SUAPE, sob a responsabilidade da Concessionária Rota do Atlântico (CRA), visualizando a necessidade de serem reservados dois dias</w:t>
+      </w:r>
+      <w:r>
+        <w:rPr>
+          <w:rFonts w:ascii="Aptos" w:hAnsi="Aptos"/>
+        </w:rPr>
+        <w:t xml:space="preserve"> </w:t>
+      </w:r>
+      <w:r>
+        <w:rPr>
+          <w:rFonts w:ascii="Aptos" w:hAnsi="Aptos"/>
+        </w:rPr>
+        <w:t xml:space="preserve">consecutivos, para melhor estruturar suas ações de fiscalização técnico-operacionais da </w:t>
+      </w:r>
+      <w:r>
+        <w:rPr>
+          <w:rFonts w:ascii="Aptos" w:hAnsi="Aptos"/>
+        </w:rPr>
+        <w:t>Rodovia</w:t>
+      </w:r>
+      <w:r>
+        <w:rPr>
+          <w:rFonts w:ascii="Aptos" w:hAnsi="Aptos"/>
+        </w:rPr>
+        <w:t>.</w:t>
+      </w:r>
+    </w:p>
+    <w:p>
+      <w:pPr>
+        <w:jc w:val="both"/>
+        <w:rPr>
+          <w:rFonts w:ascii="Aptos" w:hAnsi="Aptos"/>
+        </w:rPr>
+      </w:pPr>
+      <w:r>
+        <w:rPr>
+          <w:rFonts w:ascii="Aptos" w:hAnsi="Aptos"/>
+        </w:rPr>
+        <w:t xml:space="preserve">Ainda com a visão de implantar melhorias na contribuição da Agência sobre os trabalhos desenvolvidos na rodovia, </w:t>
+      </w:r>
+      <w:r>
+        <w:rPr>
+          <w:rFonts w:ascii="Aptos" w:hAnsi="Aptos"/>
+        </w:rPr>
+        <w:t>foi introduzida uma visita técnica prévia, realizada uma semana antes do período de fiscalização, com o objetivo de elaborar um roteiro</w:t>
+      </w:r>
+      <w:r>
+        <w:rPr>
+          <w:rFonts w:ascii="Aptos" w:hAnsi="Aptos"/>
+        </w:rPr>
+        <w:t xml:space="preserve"> que é</w:t>
+      </w:r>
+      <w:r>
+        <w:rPr>
+          <w:rFonts w:ascii="Aptos" w:hAnsi="Aptos"/>
+        </w:rPr>
+        <w:t xml:space="preserve"> </w:t>
+      </w:r>
+      <w:r>
+        <w:rPr>
+          <w:rFonts w:ascii="Aptos" w:hAnsi="Aptos"/>
+        </w:rPr>
+        <w:t xml:space="preserve">encaminhado para a CRA e SUAPE contendo os trechos mapeados com possíveis Não Conformidades, </w:t>
+      </w:r>
+      <w:r>
+        <w:rPr>
+          <w:rFonts w:ascii="Aptos" w:hAnsi="Aptos"/>
+        </w:rPr>
+        <w:t xml:space="preserve">tornando </w:t>
+      </w:r>
+      <w:r>
+        <w:rPr>
+          <w:rFonts w:ascii="Aptos" w:hAnsi="Aptos"/>
+        </w:rPr>
+        <w:t xml:space="preserve">os levantamentos fotográficos </w:t>
+      </w:r>
+      <w:r>
+        <w:rPr>
+          <w:rFonts w:ascii="Aptos" w:hAnsi="Aptos"/>
+        </w:rPr>
+        <w:t xml:space="preserve">mais </w:t>
+      </w:r>
+      <w:r>
+        <w:rPr>
+          <w:rFonts w:ascii="Aptos" w:hAnsi="Aptos"/>
+        </w:rPr>
+        <w:t xml:space="preserve">ágeis e a fiscalização </w:t>
+      </w:r>
+      <w:r>
+        <w:rPr>
+          <w:rFonts w:ascii="Aptos" w:hAnsi="Aptos"/>
+        </w:rPr>
+        <w:t>efetiva.</w:t>
+      </w:r>
+    </w:p>
+    <w:p>
+      <w:pPr>
+        <w:jc w:val="both"/>
+        <w:rPr>
+          <w:rFonts w:ascii="Aptos" w:hAnsi="Aptos"/>
+        </w:rPr>
+      </w:pPr>
+      <w:r>
+        <w:rPr>
+          <w:rFonts w:ascii="Aptos" w:hAnsi="Aptos"/>
+        </w:rPr>
+        <w:t>Posteriormente, as possíveis Não Conformidades levantadas em campo são</w:t>
+      </w:r>
+      <w:r>
+        <w:rPr>
+          <w:rFonts w:ascii="Aptos" w:hAnsi="Aptos"/>
+        </w:rPr>
+        <w:t xml:space="preserve"> ana</w:t>
+      </w:r>
+      <w:r>
+        <w:rPr>
+          <w:rFonts w:ascii="Aptos" w:hAnsi="Aptos"/>
+        </w:rPr>
+        <w:t>lisada</w:t>
+      </w:r>
+      <w:r>
+        <w:rPr>
+          <w:rFonts w:ascii="Aptos" w:hAnsi="Aptos"/>
+        </w:rPr>
+        <w:t>s de acordo com os critérios elencados</w:t>
+      </w:r>
+      <w:r>
+        <w:rPr>
+          <w:rFonts w:ascii="Aptos" w:hAnsi="Aptos"/>
+        </w:rPr>
+        <w:t xml:space="preserve"> </w:t>
+      </w:r>
+      <w:r>
+        <w:rPr>
+          <w:rFonts w:ascii="Aptos" w:hAnsi="Aptos"/>
+        </w:rPr>
+        <w:t xml:space="preserve">no </w:t>
+      </w:r>
+      <w:r>
+        <w:rPr>
+          <w:rFonts w:ascii="Aptos" w:hAnsi="Aptos"/>
+        </w:rPr>
+        <w:t>PDCL anexo ao Contrato de Concessão,</w:t>
+      </w:r>
+      <w:r>
+        <w:rPr>
+          <w:rFonts w:ascii="Aptos" w:hAnsi="Aptos"/>
+        </w:rPr>
+        <w:t xml:space="preserve"> em conjunto com o último </w:t>
+      </w:r>
+      <w:bookmarkStart w:id="18" w:name="_Hlk217029601"/>
+      <w:r>
+        <w:rPr>
+          <w:rFonts w:ascii="Aptos" w:hAnsi="Aptos"/>
+        </w:rPr>
+        <w:t>Relatório Anual</w:t>
+      </w:r>
+      <w:bookmarkEnd w:id="18"/>
+      <w:r>
+        <w:rPr>
+          <w:rFonts w:ascii="Aptos" w:hAnsi="Aptos"/>
+        </w:rPr>
+        <w:t xml:space="preserve"> elaborado pelo Verificador Independente.</w:t>
+      </w:r>
+    </w:p>
+    <w:p>
+      <w:pPr>
+        <w:jc w:val="both"/>
+        <w:rPr>
+          <w:rFonts w:ascii="Aptos" w:hAnsi="Aptos"/>
+        </w:rPr>
+      </w:pPr>
+      <w:r>
+        <w:rPr>
+          <w:rFonts w:ascii="Aptos" w:hAnsi="Aptos"/>
+        </w:rPr>
+        <w:t>Destaca-se preliminarmente que as ações de fiscalização registradas neste Relatório foram concentradas na Rodovia PE-009, do Entroncamento BR-101 ao Entroncamento PE-038, que abrange os subtrechos concedidos, especificamente, o Contorno do Cabo, TDR Norte, TDR Sul e a Ligação Rótula Curva do Boi a Nossa Senhora do Ó; e Rodovia Estadual VPE-034.</w:t>
+      </w:r>
+    </w:p>
+    <w:p>
+      <w:pPr>
+        <w:jc w:val="both"/>
+        <w:rPr>
+          <w:rFonts w:ascii="Aptos" w:hAnsi="Aptos"/>
+        </w:rPr>
+      </w:pPr>
+      <w:r>
+        <w:rPr>
+          <w:rFonts w:ascii="Aptos" w:hAnsi="Aptos"/>
+        </w:rPr>
+        <w:t xml:space="preserve">É importante observar que foram </w:t>
+      </w:r>
+      <w:r>
+        <w:rPr>
+          <w:rFonts w:ascii="Aptos" w:hAnsi="Aptos"/>
+        </w:rPr>
+        <w:t>realizadas</w:t>
+      </w:r>
+      <w:r>
+        <w:rPr>
+          <w:rFonts w:ascii="Aptos" w:hAnsi="Aptos"/>
+        </w:rPr>
+        <w:t xml:space="preserve"> ações de fiscalização, no dia </w:t>
+      </w:r>
+      <w:r>
+        <w:rPr>
+          <w:rFonts w:ascii="Aptos" w:hAnsi="Aptos"/>
+        </w:rPr>
+        <w:t>9</w:t>
+      </w:r>
+      <w:r>
+        <w:rPr>
+          <w:rFonts w:ascii="Aptos" w:hAnsi="Aptos"/>
+        </w:rPr>
+        <w:t xml:space="preserve"> de </w:t>
+      </w:r>
+      <w:r>
+        <w:rPr>
+          <w:rFonts w:ascii="Aptos" w:hAnsi="Aptos"/>
+        </w:rPr>
+        <w:t xml:space="preserve">junho </w:t>
+      </w:r>
+      <w:r>
+        <w:rPr>
+          <w:rFonts w:ascii="Aptos" w:hAnsi="Aptos"/>
+        </w:rPr>
+        <w:t>de 202</w:t>
+      </w:r>
+      <w:r>
+        <w:rPr>
+          <w:rFonts w:ascii="Aptos" w:hAnsi="Aptos"/>
+        </w:rPr>
+        <w:t>6</w:t>
+      </w:r>
+      <w:r>
+        <w:rPr>
+          <w:rFonts w:ascii="Aptos" w:hAnsi="Aptos"/>
+        </w:rPr>
+        <w:t xml:space="preserve">, conforme comunicado enviado à SUAPE por meio do Ofício Arpe/DTO nº </w:t>
+      </w:r>
+      <w:r>
+        <w:rPr>
+          <w:rFonts w:ascii="Aptos" w:hAnsi="Aptos"/>
+          <w:color w:val="EE0000"/>
+        </w:rPr>
+        <w:t>302</w:t>
+      </w:r>
+      <w:r>
+        <w:rPr>
+          <w:rFonts w:ascii="Aptos" w:hAnsi="Aptos"/>
+          <w:color w:val="EE0000"/>
+        </w:rPr>
+        <w:t xml:space="preserve"> (Doc. SEI </w:t>
+      </w:r>
+      <w:r>
+        <w:rPr>
+          <w:rFonts w:ascii="Aptos" w:hAnsi="Aptos"/>
+          <w:color w:val="EE0000"/>
+        </w:rPr>
+        <w:t>75605952</w:t>
+      </w:r>
+      <w:r>
+        <w:rPr>
+          <w:rFonts w:ascii="Aptos" w:hAnsi="Aptos"/>
+          <w:color w:val="000000" w:themeColor="text1"/>
+        </w:rPr>
+        <w:t>)</w:t>
+      </w:r>
+      <w:r>
+        <w:rPr>
+          <w:rFonts w:ascii="Aptos" w:hAnsi="Aptos"/>
+        </w:rPr>
+        <w:t>.</w:t>
+      </w:r>
+    </w:p>
+    <w:p>
+      <w:pPr>
+        <w:jc w:val="both"/>
+        <w:rPr>
+          <w:rFonts w:ascii="Aptos" w:hAnsi="Aptos"/>
+        </w:rPr>
+      </w:pPr>
+      <w:r>
+        <w:rPr>
+          <w:rFonts w:ascii="Aptos" w:hAnsi="Aptos"/>
+        </w:rPr>
+        <w:t>Destaca</w:t>
+      </w:r>
+      <w:r>
+        <w:rPr>
+          <w:rFonts w:ascii="Aptos" w:hAnsi="Aptos"/>
+        </w:rPr>
+        <w:t>-se que as fiscalizações realizadas pela Arpe são tratadas com caráter educativo, preferencialmente, e contributivo para correção de procedimentos e solução de Não Conformidades evidenciados por defeitos e/ou problemas na infraestrutura disponibilizada e respectivos serviços concedidos pelo Estado.</w:t>
+      </w:r>
+    </w:p>
+    <w:p>
+      <w:pPr>
+        <w:jc w:val="both"/>
+        <w:rPr>
+          <w:rFonts w:ascii="Aptos" w:hAnsi="Aptos"/>
+        </w:rPr>
+      </w:pPr>
+    </w:p>
+    <w:p>
+      <w:pPr>
+        <w:pStyle w:val="Ttulo3"/>
+        <w:numPr>
+          <w:ilvl w:val="0"/>
+          <w:numId w:val="5"/>
+        </w:numPr>
         <w:rPr>
           <w:rFonts w:ascii="Aptos" w:hAnsi="Aptos"/>
           <w:b/>
           <w:bCs/>
-        </w:rPr>
-      </w:pPr>
+          <w:color w:val="auto"/>
+          <w:sz w:val="24"/>
+          <w:szCs w:val="24"/>
+        </w:rPr>
+      </w:pPr>
+      <w:bookmarkStart w:id="19" w:name="bookmark-VAkYotnaDHIljtNi"/>
+      <w:bookmarkStart w:id="20" w:name="_Toc217993490"/>
+      <w:bookmarkEnd w:id="19"/>
+      <w:r>
+        <w:rPr>
+          <w:rFonts w:ascii="Aptos" w:hAnsi="Aptos"/>
+          <w:b/>
+          <w:bCs/>
+          <w:color w:val="auto"/>
+          <w:sz w:val="24"/>
+          <w:szCs w:val="24"/>
+        </w:rPr>
+        <w:t>OBJETIVO</w:t>
+      </w:r>
+      <w:bookmarkEnd w:id="17"/>
+      <w:bookmarkEnd w:id="20"/>
+    </w:p>
+    <w:p>
+      <w:pPr>
+        <w:rPr>
+          <w:rFonts w:ascii="Aptos" w:hAnsi="Aptos"/>
+        </w:rPr>
+      </w:pPr>
+    </w:p>
+    <w:p>
+      <w:pPr>
+        <w:jc w:val="both"/>
+        <w:rPr>
+          <w:rFonts w:ascii="Aptos" w:hAnsi="Aptos"/>
+          <w:color w:val="000000" w:themeColor="text1"/>
+        </w:rPr>
+      </w:pPr>
+      <w:r>
+        <w:rPr>
+          <w:rFonts w:ascii="Aptos" w:hAnsi="Aptos"/>
+          <w:color w:val="000000" w:themeColor="text1"/>
+        </w:rPr>
+        <w:t>A fiscalização direta e periódica d</w:t>
+      </w:r>
+      <w:r>
+        <w:rPr>
+          <w:rFonts w:ascii="Aptos" w:hAnsi="Aptos"/>
+          <w:color w:val="000000" w:themeColor="text1"/>
+        </w:rPr>
+        <w:t>o</w:t>
+      </w:r>
+      <w:r>
+        <w:rPr>
+          <w:rFonts w:ascii="Aptos" w:hAnsi="Aptos"/>
+          <w:color w:val="000000" w:themeColor="text1"/>
+        </w:rPr>
+        <w:t xml:space="preserve"> </w:t>
+      </w:r>
+      <w:r>
+        <w:rPr>
+          <w:rFonts w:ascii="Aptos" w:hAnsi="Aptos"/>
+          <w:color w:val="000000" w:themeColor="text1"/>
+        </w:rPr>
+        <w:t xml:space="preserve">complexo viário e logístico de Suape – </w:t>
+      </w:r>
+      <w:proofErr w:type="spellStart"/>
+      <w:r>
+        <w:rPr>
+          <w:rFonts w:ascii="Aptos" w:hAnsi="Aptos"/>
+          <w:color w:val="000000" w:themeColor="text1"/>
+        </w:rPr>
+        <w:t>Expressway</w:t>
+      </w:r>
+      <w:proofErr w:type="spellEnd"/>
+      <w:r>
+        <w:rPr>
+          <w:rFonts w:ascii="Aptos" w:hAnsi="Aptos"/>
+          <w:color w:val="000000" w:themeColor="text1"/>
+        </w:rPr>
+        <w:t xml:space="preserve"> </w:t>
+      </w:r>
+      <w:r>
+        <w:rPr>
+          <w:rFonts w:ascii="Aptos" w:hAnsi="Aptos"/>
+          <w:color w:val="000000" w:themeColor="text1"/>
+        </w:rPr>
+        <w:t xml:space="preserve">concedido à </w:t>
+      </w:r>
+      <w:r>
+        <w:rPr>
+          <w:rFonts w:ascii="Aptos" w:hAnsi="Aptos"/>
+          <w:color w:val="000000" w:themeColor="text1"/>
+        </w:rPr>
+        <w:t>CRA</w:t>
+      </w:r>
+      <w:r>
+        <w:rPr>
+          <w:rFonts w:ascii="Aptos" w:hAnsi="Aptos"/>
+          <w:color w:val="000000" w:themeColor="text1"/>
+        </w:rPr>
+        <w:t xml:space="preserve">, tem por objetivo verificar as condições </w:t>
+      </w:r>
+      <w:r>
+        <w:rPr>
+          <w:rFonts w:ascii="Aptos" w:hAnsi="Aptos"/>
+          <w:color w:val="000000" w:themeColor="text1"/>
+        </w:rPr>
+        <w:t>de operação, manuten</w:t>
+      </w:r>
+      <w:r>
+        <w:rPr>
+          <w:rFonts w:ascii="Aptos" w:hAnsi="Aptos"/>
+        </w:rPr>
+        <w:t>ção, segurança viária e níveis de serviço, bem como identificar não conformidades, subsidiar medidas corretivas e assegurar a observância das disposições contratuais, regulamentares e normativas aplicáveis, preservando a segurança, a qualidade do serviço,</w:t>
+      </w:r>
+      <w:r>
+        <w:rPr>
+          <w:rFonts w:ascii="Aptos" w:hAnsi="Aptos"/>
+        </w:rPr>
+        <w:t xml:space="preserve"> </w:t>
+      </w:r>
+      <w:r>
+        <w:rPr>
+          <w:rFonts w:ascii="Aptos" w:hAnsi="Aptos"/>
+        </w:rPr>
+        <w:t xml:space="preserve">e a adequada prestação do serviço público aos usuários. </w:t>
+      </w:r>
+      <w:r>
+        <w:rPr>
+          <w:rFonts w:ascii="Aptos" w:hAnsi="Aptos"/>
+          <w:color w:val="000000" w:themeColor="text1"/>
+        </w:rPr>
+        <w:t>Dessa forma a ação de fiscalização da Arpe verifica o grau de conformidade dessas instalações com o Contrato de Concessão, bem como com a legislação e normas vigentes de modo a determinar e/ou recomendar medidas corretivas, com foco na qualidade dos serviços prestados.</w:t>
+      </w:r>
+      <w:bookmarkStart w:id="21" w:name="bookmark-uMylwk9dzkROcCV0"/>
+      <w:bookmarkStart w:id="22" w:name="_Toc238894089"/>
+      <w:bookmarkEnd w:id="21"/>
+    </w:p>
+    <w:p>
+      <w:pPr>
+        <w:jc w:val="both"/>
+        <w:rPr>
+          <w:rFonts w:ascii="Aptos" w:hAnsi="Aptos"/>
+        </w:rPr>
+      </w:pPr>
+    </w:p>
+    <w:p>
+      <w:pPr>
+        <w:jc w:val="both"/>
+        <w:rPr>
+          <w:rFonts w:ascii="Aptos" w:hAnsi="Aptos"/>
+          <w:b/>
+          <w:bCs/>
+          <w:sz w:val="24"/>
+          <w:szCs w:val="24"/>
+        </w:rPr>
+      </w:pPr>
+      <w:r>
+        <w:rPr>
+          <w:rFonts w:ascii="Aptos" w:hAnsi="Aptos"/>
+          <w:b/>
+          <w:bCs/>
+          <w:sz w:val="24"/>
+          <w:szCs w:val="24"/>
+        </w:rPr>
+        <w:t>INFORMAÇÕES GERAIS</w:t>
+      </w:r>
+      <w:bookmarkEnd w:id="22"/>
     </w:p>
     <w:tbl>
       <w:tblPr>
-        <w:tblW w:w="7869" w:type="dxa"/>
-        <w:jc w:val="center"/>
-        <w:tblCellSpacing w:w="0" w:type="dxa"/>
-        <w:tblBorders>
-          <w:top w:val="outset" w:sz="6" w:space="0" w:color="auto"/>
-          <w:left w:val="outset" w:sz="6" w:space="0" w:color="auto"/>
-          <w:bottom w:val="outset" w:sz="6" w:space="0" w:color="auto"/>
-          <w:right w:val="outset" w:sz="6" w:space="0" w:color="auto"/>
-        </w:tblBorders>
+        <w:tblW w:w="4828" w:type="pct"/>
         <w:tblCellMar>
           <w:left w:w="0" w:type="dxa"/>
           <w:right w:w="0" w:type="dxa"/>
@@ -46,61 +586,32 @@
         <w:tblLook w:val="04A0" w:firstRow="1" w:lastRow="0" w:firstColumn="1" w:lastColumn="0" w:noHBand="0" w:noVBand="1"/>
       </w:tblPr>
       <w:tblGrid>
-        <w:gridCol w:w="843"/>
-        <w:gridCol w:w="7026"/>
+        <w:gridCol w:w="3162"/>
+        <w:gridCol w:w="6959"/>
       </w:tblGrid>
       <w:tr>
-        <w:trPr>
-          <w:tblCellSpacing w:w="0" w:type="dxa"/>
-          <w:jc w:val="center"/>
-        </w:trPr>
         <w:tc>
           <w:tcPr>
-            <w:tcW w:w="843" w:type="dxa"/>
+            <w:tcW w:w="5000" w:type="pct"/>
+            <w:gridSpan w:val="2"/>
             <w:tcBorders>
-              <w:top w:val="outset" w:sz="6" w:space="0" w:color="auto"/>
-              <w:left w:val="outset" w:sz="6" w:space="0" w:color="auto"/>
-              <w:bottom w:val="outset" w:sz="6" w:space="0" w:color="auto"/>
-              <w:right w:val="outset" w:sz="6" w:space="0" w:color="auto"/>
+              <w:top w:val="outset" w:sz="6" w:space="0" w:color="000000"/>
+              <w:left w:val="outset" w:sz="6" w:space="0" w:color="000000"/>
+              <w:bottom w:val="outset" w:sz="6" w:space="0" w:color="000000"/>
+              <w:right w:val="outset" w:sz="6" w:space="0" w:color="000000"/>
             </w:tcBorders>
+            <w:shd w:val="clear" w:color="auto" w:fill="DDDDDD"/>
             <w:vAlign w:val="center"/>
+            <w:hideMark/>
           </w:tcPr>
           <w:p>
             <w:pPr>
-              <w:spacing w:after="0"/>
-              <w:jc w:val="center"/>
-              <w:rPr>
-                <w:rFonts w:ascii="Aptos" w:hAnsi="Aptos"/>
-              </w:rPr>
-            </w:pPr>
-            <w:r>
+              <w:spacing w:before="120" w:after="120" w:line="240" w:lineRule="auto"/>
               <w:rPr>
                 <w:rFonts w:ascii="Aptos" w:hAnsi="Aptos"/>
                 <w:b/>
                 <w:bCs/>
               </w:rPr>
-              <w:t>SIGLA</w:t>
-            </w:r>
-          </w:p>
-        </w:tc>
-        <w:tc>
-          <w:tcPr>
-            <w:tcW w:w="7026" w:type="dxa"/>
-            <w:tcBorders>
-              <w:top w:val="outset" w:sz="6" w:space="0" w:color="auto"/>
-              <w:left w:val="outset" w:sz="6" w:space="0" w:color="auto"/>
-              <w:bottom w:val="outset" w:sz="6" w:space="0" w:color="auto"/>
-              <w:right w:val="outset" w:sz="6" w:space="0" w:color="auto"/>
-            </w:tcBorders>
-            <w:vAlign w:val="center"/>
-          </w:tcPr>
-          <w:p>
-            <w:pPr>
-              <w:spacing w:after="0"/>
-              <w:jc w:val="center"/>
-              <w:rPr>
-                <w:rFonts w:ascii="Aptos" w:hAnsi="Aptos"/>
-              </w:rPr>
             </w:pPr>
             <w:r>
               <w:rPr>
@@ -108,32 +619,43 @@
                 <w:b/>
                 <w:bCs/>
               </w:rPr>
-              <w:t>DEFINIÇÃO</w:t>
+              <w:t xml:space="preserve">3.1 DO TITULAR </w:t>
+            </w:r>
+            <w:r>
+              <w:rPr>
+                <w:rFonts w:ascii="Aptos" w:hAnsi="Aptos"/>
+                <w:b/>
+                <w:bCs/>
+              </w:rPr>
+              <w:t>E</w:t>
+            </w:r>
+            <w:r>
+              <w:rPr>
+                <w:rFonts w:ascii="Aptos" w:hAnsi="Aptos"/>
+                <w:b/>
+                <w:bCs/>
+              </w:rPr>
+              <w:t xml:space="preserve"> REGULADOR</w:t>
             </w:r>
           </w:p>
         </w:tc>
       </w:tr>
       <w:tr>
-        <w:trPr>
-          <w:tblCellSpacing w:w="0" w:type="dxa"/>
-          <w:jc w:val="center"/>
-        </w:trPr>
         <w:tc>
           <w:tcPr>
-            <w:tcW w:w="843" w:type="dxa"/>
+            <w:tcW w:w="1562" w:type="pct"/>
             <w:tcBorders>
-              <w:top w:val="outset" w:sz="6" w:space="0" w:color="auto"/>
-              <w:left w:val="outset" w:sz="6" w:space="0" w:color="auto"/>
-              <w:bottom w:val="outset" w:sz="6" w:space="0" w:color="auto"/>
-              <w:right w:val="outset" w:sz="6" w:space="0" w:color="auto"/>
+              <w:top w:val="outset" w:sz="6" w:space="0" w:color="000000"/>
+              <w:left w:val="outset" w:sz="6" w:space="0" w:color="000000"/>
+              <w:bottom w:val="outset" w:sz="6" w:space="0" w:color="000000"/>
+              <w:right w:val="outset" w:sz="6" w:space="0" w:color="000000"/>
             </w:tcBorders>
             <w:vAlign w:val="center"/>
             <w:hideMark/>
           </w:tcPr>
           <w:p>
             <w:pPr>
-              <w:spacing w:after="0"/>
-              <w:jc w:val="center"/>
+              <w:spacing w:before="120" w:after="120" w:line="240" w:lineRule="auto"/>
               <w:rPr>
                 <w:rFonts w:ascii="Aptos" w:hAnsi="Aptos"/>
               </w:rPr>
@@ -141,32 +663,28 @@
             <w:r>
               <w:rPr>
                 <w:rFonts w:ascii="Aptos" w:hAnsi="Aptos"/>
-              </w:rPr>
-              <w:t>CR</w:t>
-            </w:r>
-            <w:r>
-              <w:rPr>
-                <w:rFonts w:ascii="Aptos" w:hAnsi="Aptos"/>
-              </w:rPr>
-              <w:t>A</w:t>
+                <w:b/>
+                <w:bCs/>
+              </w:rPr>
+              <w:t>Titular:</w:t>
             </w:r>
           </w:p>
         </w:tc>
         <w:tc>
           <w:tcPr>
-            <w:tcW w:w="7026" w:type="dxa"/>
+            <w:tcW w:w="3438" w:type="pct"/>
             <w:tcBorders>
-              <w:top w:val="outset" w:sz="6" w:space="0" w:color="auto"/>
-              <w:left w:val="outset" w:sz="6" w:space="0" w:color="auto"/>
-              <w:bottom w:val="outset" w:sz="6" w:space="0" w:color="auto"/>
-              <w:right w:val="outset" w:sz="6" w:space="0" w:color="auto"/>
+              <w:top w:val="outset" w:sz="6" w:space="0" w:color="000000"/>
+              <w:left w:val="outset" w:sz="6" w:space="0" w:color="000000"/>
+              <w:bottom w:val="outset" w:sz="6" w:space="0" w:color="000000"/>
+              <w:right w:val="outset" w:sz="6" w:space="0" w:color="000000"/>
             </w:tcBorders>
             <w:vAlign w:val="center"/>
             <w:hideMark/>
           </w:tcPr>
           <w:p>
             <w:pPr>
-              <w:spacing w:after="0"/>
+              <w:spacing w:before="120" w:after="120" w:line="240" w:lineRule="auto"/>
               <w:rPr>
                 <w:rFonts w:ascii="Aptos" w:hAnsi="Aptos"/>
               </w:rPr>
@@ -174,381 +692,312 @@
             <w:r>
               <w:rPr>
                 <w:rFonts w:ascii="Aptos" w:hAnsi="Aptos"/>
-              </w:rPr>
-              <w:t>Concessionária Rota do Atlântico</w:t>
+                <w:sz w:val="24"/>
+                <w:szCs w:val="24"/>
+              </w:rPr>
+              <w:t xml:space="preserve">SUAPE </w:t>
+            </w:r>
+            <w:r>
+              <w:rPr>
+                <w:rFonts w:ascii="Aptos" w:hAnsi="Aptos"/>
+                <w:sz w:val="24"/>
+                <w:szCs w:val="24"/>
+              </w:rPr>
+              <w:t>– Complexo Industrial Portuário Governador Eraldo Gueiros</w:t>
             </w:r>
           </w:p>
         </w:tc>
       </w:tr>
       <w:tr>
-        <w:trPr>
-          <w:tblCellSpacing w:w="0" w:type="dxa"/>
-          <w:jc w:val="center"/>
-        </w:trPr>
         <w:tc>
           <w:tcPr>
-            <w:tcW w:w="843" w:type="dxa"/>
+            <w:tcW w:w="1562" w:type="pct"/>
             <w:tcBorders>
-              <w:top w:val="outset" w:sz="6" w:space="0" w:color="auto"/>
-              <w:left w:val="outset" w:sz="6" w:space="0" w:color="auto"/>
-              <w:bottom w:val="outset" w:sz="6" w:space="0" w:color="auto"/>
-              <w:right w:val="outset" w:sz="6" w:space="0" w:color="auto"/>
-            </w:tcBorders>
-            <w:vAlign w:val="center"/>
-          </w:tcPr>
-          <w:p>
-            <w:pPr>
-              <w:spacing w:after="0"/>
-              <w:jc w:val="center"/>
-              <w:rPr>
-                <w:rFonts w:ascii="Aptos" w:hAnsi="Aptos"/>
-                <w:color w:val="000000" w:themeColor="text1"/>
-              </w:rPr>
-            </w:pPr>
-            <w:r>
-              <w:rPr>
-                <w:rFonts w:ascii="Aptos" w:hAnsi="Aptos"/>
-                <w:color w:val="000000" w:themeColor="text1"/>
-              </w:rPr>
-              <w:t>ECR</w:t>
-            </w:r>
-          </w:p>
-        </w:tc>
-        <w:tc>
-          <w:tcPr>
-            <w:tcW w:w="7026" w:type="dxa"/>
-            <w:tcBorders>
-              <w:top w:val="outset" w:sz="6" w:space="0" w:color="auto"/>
-              <w:left w:val="outset" w:sz="6" w:space="0" w:color="auto"/>
-              <w:bottom w:val="outset" w:sz="6" w:space="0" w:color="auto"/>
-              <w:right w:val="outset" w:sz="6" w:space="0" w:color="auto"/>
-            </w:tcBorders>
-            <w:vAlign w:val="center"/>
-          </w:tcPr>
-          <w:p>
-            <w:pPr>
-              <w:spacing w:after="0"/>
-              <w:rPr>
-                <w:rFonts w:ascii="Aptos" w:hAnsi="Aptos"/>
-              </w:rPr>
-            </w:pPr>
-            <w:r>
-              <w:rPr>
-                <w:rFonts w:ascii="Aptos" w:hAnsi="Aptos"/>
-              </w:rPr>
-              <w:t>E</w:t>
-            </w:r>
-            <w:r>
-              <w:rPr>
-                <w:rFonts w:ascii="Aptos" w:hAnsi="Aptos"/>
-              </w:rPr>
-              <w:t>CR</w:t>
-            </w:r>
-            <w:r>
-              <w:rPr>
-                <w:rFonts w:ascii="Aptos" w:hAnsi="Aptos"/>
-              </w:rPr>
-              <w:t xml:space="preserve"> Engenharia Ltda</w:t>
-            </w:r>
-          </w:p>
-        </w:tc>
-      </w:tr>
-      <w:tr>
-        <w:trPr>
-          <w:tblCellSpacing w:w="0" w:type="dxa"/>
-          <w:jc w:val="center"/>
-        </w:trPr>
-        <w:tc>
-          <w:tcPr>
-            <w:tcW w:w="843" w:type="dxa"/>
-            <w:tcBorders>
-              <w:top w:val="outset" w:sz="6" w:space="0" w:color="auto"/>
-              <w:left w:val="outset" w:sz="6" w:space="0" w:color="auto"/>
-              <w:bottom w:val="outset" w:sz="6" w:space="0" w:color="auto"/>
-              <w:right w:val="outset" w:sz="6" w:space="0" w:color="auto"/>
-            </w:tcBorders>
-            <w:vAlign w:val="center"/>
-          </w:tcPr>
-          <w:p>
-            <w:pPr>
-              <w:spacing w:after="0"/>
-              <w:jc w:val="center"/>
-              <w:rPr>
-                <w:rFonts w:ascii="Aptos" w:hAnsi="Aptos"/>
-                <w:color w:val="000000" w:themeColor="text1"/>
-              </w:rPr>
-            </w:pPr>
-            <w:r>
-              <w:rPr>
-                <w:rFonts w:ascii="Aptos" w:hAnsi="Aptos"/>
-                <w:color w:val="000000" w:themeColor="text1"/>
-              </w:rPr>
-              <w:t>FD</w:t>
-            </w:r>
-          </w:p>
-        </w:tc>
-        <w:tc>
-          <w:tcPr>
-            <w:tcW w:w="7026" w:type="dxa"/>
-            <w:tcBorders>
-              <w:top w:val="outset" w:sz="6" w:space="0" w:color="auto"/>
-              <w:left w:val="outset" w:sz="6" w:space="0" w:color="auto"/>
-              <w:bottom w:val="outset" w:sz="6" w:space="0" w:color="auto"/>
-              <w:right w:val="outset" w:sz="6" w:space="0" w:color="auto"/>
-            </w:tcBorders>
-            <w:vAlign w:val="center"/>
-          </w:tcPr>
-          <w:p>
-            <w:pPr>
-              <w:spacing w:after="0"/>
-              <w:rPr>
-                <w:rFonts w:ascii="Aptos" w:hAnsi="Aptos" w:cstheme="minorHAnsi"/>
-              </w:rPr>
-            </w:pPr>
-            <w:r>
-              <w:rPr>
-                <w:rFonts w:ascii="Aptos" w:hAnsi="Aptos" w:cstheme="minorHAnsi"/>
-              </w:rPr>
-              <w:t>Faixa Direita</w:t>
-            </w:r>
-          </w:p>
-        </w:tc>
-      </w:tr>
-      <w:tr>
-        <w:trPr>
-          <w:tblCellSpacing w:w="0" w:type="dxa"/>
-          <w:jc w:val="center"/>
-        </w:trPr>
-        <w:tc>
-          <w:tcPr>
-            <w:tcW w:w="843" w:type="dxa"/>
-            <w:tcBorders>
-              <w:top w:val="outset" w:sz="6" w:space="0" w:color="auto"/>
-              <w:left w:val="outset" w:sz="6" w:space="0" w:color="auto"/>
-              <w:bottom w:val="outset" w:sz="6" w:space="0" w:color="auto"/>
-              <w:right w:val="outset" w:sz="6" w:space="0" w:color="auto"/>
-            </w:tcBorders>
-            <w:vAlign w:val="center"/>
-          </w:tcPr>
-          <w:p>
-            <w:pPr>
-              <w:spacing w:after="0"/>
-              <w:jc w:val="center"/>
-              <w:rPr>
-                <w:rFonts w:ascii="Aptos" w:hAnsi="Aptos"/>
-                <w:color w:val="000000" w:themeColor="text1"/>
-              </w:rPr>
-            </w:pPr>
-            <w:r>
-              <w:rPr>
-                <w:rFonts w:ascii="Aptos" w:hAnsi="Aptos"/>
-                <w:color w:val="000000" w:themeColor="text1"/>
-              </w:rPr>
-              <w:t>FE</w:t>
-            </w:r>
-          </w:p>
-        </w:tc>
-        <w:tc>
-          <w:tcPr>
-            <w:tcW w:w="7026" w:type="dxa"/>
-            <w:tcBorders>
-              <w:top w:val="outset" w:sz="6" w:space="0" w:color="auto"/>
-              <w:left w:val="outset" w:sz="6" w:space="0" w:color="auto"/>
-              <w:bottom w:val="outset" w:sz="6" w:space="0" w:color="auto"/>
-              <w:right w:val="outset" w:sz="6" w:space="0" w:color="auto"/>
-            </w:tcBorders>
-            <w:vAlign w:val="center"/>
-          </w:tcPr>
-          <w:p>
-            <w:pPr>
-              <w:spacing w:after="0"/>
-              <w:rPr>
-                <w:rFonts w:ascii="Aptos" w:hAnsi="Aptos" w:cstheme="minorHAnsi"/>
-              </w:rPr>
-            </w:pPr>
-            <w:r>
-              <w:rPr>
-                <w:rFonts w:ascii="Aptos" w:hAnsi="Aptos" w:cstheme="minorHAnsi"/>
-              </w:rPr>
-              <w:t>Faixa Esquerda</w:t>
-            </w:r>
-          </w:p>
-        </w:tc>
-      </w:tr>
-      <w:tr>
-        <w:trPr>
-          <w:tblCellSpacing w:w="0" w:type="dxa"/>
-          <w:jc w:val="center"/>
-        </w:trPr>
-        <w:tc>
-          <w:tcPr>
-            <w:tcW w:w="843" w:type="dxa"/>
-            <w:tcBorders>
-              <w:top w:val="outset" w:sz="6" w:space="0" w:color="auto"/>
-              <w:left w:val="outset" w:sz="6" w:space="0" w:color="auto"/>
-              <w:bottom w:val="outset" w:sz="6" w:space="0" w:color="auto"/>
-              <w:right w:val="outset" w:sz="6" w:space="0" w:color="auto"/>
+              <w:top w:val="outset" w:sz="6" w:space="0" w:color="000000"/>
+              <w:left w:val="outset" w:sz="6" w:space="0" w:color="000000"/>
+              <w:bottom w:val="outset" w:sz="6" w:space="0" w:color="000000"/>
+              <w:right w:val="outset" w:sz="6" w:space="0" w:color="000000"/>
             </w:tcBorders>
             <w:vAlign w:val="center"/>
             <w:hideMark/>
           </w:tcPr>
           <w:p>
             <w:pPr>
-              <w:spacing w:after="0"/>
-              <w:jc w:val="center"/>
-              <w:rPr>
-                <w:rFonts w:ascii="Aptos" w:hAnsi="Aptos"/>
-                <w:color w:val="000000" w:themeColor="text1"/>
+              <w:spacing w:before="120" w:after="120" w:line="240" w:lineRule="auto"/>
+              <w:rPr>
+                <w:rFonts w:ascii="Aptos" w:hAnsi="Aptos"/>
               </w:rPr>
             </w:pPr>
             <w:r>
               <w:rPr>
                 <w:rFonts w:ascii="Aptos" w:hAnsi="Aptos"/>
-                <w:color w:val="000000" w:themeColor="text1"/>
-              </w:rPr>
-              <w:t>IGG</w:t>
+                <w:b/>
+                <w:bCs/>
+              </w:rPr>
+              <w:t>Endereço:</w:t>
             </w:r>
           </w:p>
         </w:tc>
         <w:tc>
           <w:tcPr>
-            <w:tcW w:w="7026" w:type="dxa"/>
+            <w:tcW w:w="3438" w:type="pct"/>
             <w:tcBorders>
-              <w:top w:val="outset" w:sz="6" w:space="0" w:color="auto"/>
-              <w:left w:val="outset" w:sz="6" w:space="0" w:color="auto"/>
-              <w:bottom w:val="outset" w:sz="6" w:space="0" w:color="auto"/>
-              <w:right w:val="outset" w:sz="6" w:space="0" w:color="auto"/>
+              <w:top w:val="outset" w:sz="6" w:space="0" w:color="000000"/>
+              <w:left w:val="outset" w:sz="6" w:space="0" w:color="000000"/>
+              <w:bottom w:val="outset" w:sz="6" w:space="0" w:color="000000"/>
+              <w:right w:val="outset" w:sz="6" w:space="0" w:color="000000"/>
+            </w:tcBorders>
+            <w:vAlign w:val="center"/>
+          </w:tcPr>
+          <w:p>
+            <w:pPr>
+              <w:spacing w:before="120" w:after="120" w:line="240" w:lineRule="auto"/>
+              <w:rPr>
+                <w:rFonts w:ascii="Aptos" w:hAnsi="Aptos"/>
+              </w:rPr>
+            </w:pPr>
+            <w:r>
+              <w:rPr>
+                <w:rFonts w:ascii="Aptos" w:hAnsi="Aptos"/>
+              </w:rPr>
+              <w:t>Engenho Massangana – Km 10 – Rodovia PE – 60</w:t>
+            </w:r>
+            <w:r>
+              <w:rPr>
+                <w:rFonts w:ascii="Aptos" w:hAnsi="Aptos"/>
+              </w:rPr>
+              <w:t xml:space="preserve"> </w:t>
+            </w:r>
+            <w:r>
+              <w:rPr>
+                <w:rFonts w:ascii="Aptos" w:hAnsi="Aptos"/>
+              </w:rPr>
+              <w:t>Ipojuca/PE CEP: 55.590-000</w:t>
+            </w:r>
+          </w:p>
+        </w:tc>
+      </w:tr>
+      <w:tr>
+        <w:tc>
+          <w:tcPr>
+            <w:tcW w:w="1562" w:type="pct"/>
+            <w:tcBorders>
+              <w:top w:val="outset" w:sz="6" w:space="0" w:color="000000"/>
+              <w:left w:val="outset" w:sz="6" w:space="0" w:color="000000"/>
+              <w:bottom w:val="outset" w:sz="6" w:space="0" w:color="000000"/>
+              <w:right w:val="outset" w:sz="6" w:space="0" w:color="000000"/>
             </w:tcBorders>
             <w:vAlign w:val="center"/>
             <w:hideMark/>
           </w:tcPr>
           <w:p>
             <w:pPr>
-              <w:spacing w:after="0"/>
+              <w:spacing w:before="120" w:after="120" w:line="240" w:lineRule="auto"/>
               <w:rPr>
                 <w:rFonts w:ascii="Aptos" w:hAnsi="Aptos"/>
               </w:rPr>
             </w:pPr>
             <w:r>
               <w:rPr>
-                <w:rFonts w:ascii="Aptos" w:hAnsi="Aptos" w:cstheme="minorHAnsi"/>
-              </w:rPr>
-              <w:t>Índice de Gravidade Global</w:t>
+                <w:rFonts w:ascii="Aptos" w:hAnsi="Aptos"/>
+                <w:b/>
+                <w:bCs/>
+              </w:rPr>
+              <w:t>Responsável:</w:t>
             </w:r>
           </w:p>
         </w:tc>
-      </w:tr>
-      <w:tr>
-        <w:trPr>
-          <w:tblCellSpacing w:w="0" w:type="dxa"/>
-          <w:jc w:val="center"/>
-        </w:trPr>
         <w:tc>
           <w:tcPr>
-            <w:tcW w:w="843" w:type="dxa"/>
+            <w:tcW w:w="3438" w:type="pct"/>
             <w:tcBorders>
-              <w:top w:val="outset" w:sz="6" w:space="0" w:color="auto"/>
-              <w:left w:val="outset" w:sz="6" w:space="0" w:color="auto"/>
-              <w:bottom w:val="outset" w:sz="6" w:space="0" w:color="auto"/>
-              <w:right w:val="outset" w:sz="6" w:space="0" w:color="auto"/>
+              <w:top w:val="outset" w:sz="6" w:space="0" w:color="000000"/>
+              <w:left w:val="outset" w:sz="6" w:space="0" w:color="000000"/>
+              <w:bottom w:val="outset" w:sz="6" w:space="0" w:color="000000"/>
+              <w:right w:val="outset" w:sz="6" w:space="0" w:color="000000"/>
             </w:tcBorders>
             <w:vAlign w:val="center"/>
           </w:tcPr>
           <w:p>
             <w:pPr>
-              <w:spacing w:after="0"/>
-              <w:jc w:val="center"/>
-              <w:rPr>
-                <w:rFonts w:ascii="Aptos" w:hAnsi="Aptos"/>
-                <w:color w:val="000000" w:themeColor="text1"/>
+              <w:spacing w:before="120" w:after="120" w:line="240" w:lineRule="auto"/>
+              <w:rPr>
+                <w:rFonts w:ascii="Aptos" w:hAnsi="Aptos" w:cs="Arial"/>
+                <w:b/>
+                <w:szCs w:val="24"/>
               </w:rPr>
             </w:pPr>
             <w:r>
               <w:rPr>
-                <w:rFonts w:ascii="Aptos" w:hAnsi="Aptos"/>
-                <w:color w:val="000000" w:themeColor="text1"/>
-              </w:rPr>
-              <w:t>IRI</w:t>
+                <w:rFonts w:ascii="Aptos" w:hAnsi="Aptos" w:cs="Arial"/>
+                <w:b/>
+                <w:bCs/>
+                <w:szCs w:val="24"/>
+              </w:rPr>
+              <w:t>JOSÉ CONSTANTINO DA SILVA FILHO</w:t>
             </w:r>
           </w:p>
         </w:tc>
+      </w:tr>
+      <w:tr>
         <w:tc>
           <w:tcPr>
-            <w:tcW w:w="7026" w:type="dxa"/>
+            <w:tcW w:w="1562" w:type="pct"/>
             <w:tcBorders>
-              <w:top w:val="outset" w:sz="6" w:space="0" w:color="auto"/>
-              <w:left w:val="outset" w:sz="6" w:space="0" w:color="auto"/>
-              <w:bottom w:val="outset" w:sz="6" w:space="0" w:color="auto"/>
-              <w:right w:val="outset" w:sz="6" w:space="0" w:color="auto"/>
+              <w:top w:val="outset" w:sz="6" w:space="0" w:color="000000"/>
+              <w:left w:val="outset" w:sz="6" w:space="0" w:color="000000"/>
+              <w:bottom w:val="outset" w:sz="6" w:space="0" w:color="000000"/>
+              <w:right w:val="outset" w:sz="6" w:space="0" w:color="000000"/>
             </w:tcBorders>
             <w:vAlign w:val="center"/>
           </w:tcPr>
           <w:p>
             <w:pPr>
-              <w:spacing w:after="0"/>
-              <w:rPr>
-                <w:rFonts w:ascii="Aptos" w:hAnsi="Aptos"/>
+              <w:spacing w:before="120" w:after="120" w:line="240" w:lineRule="auto"/>
+              <w:rPr>
+                <w:rFonts w:ascii="Aptos" w:hAnsi="Aptos"/>
+                <w:b/>
+                <w:bCs/>
               </w:rPr>
             </w:pPr>
             <w:r>
               <w:rPr>
-                <w:rFonts w:ascii="Aptos" w:hAnsi="Aptos" w:cstheme="minorHAnsi"/>
-              </w:rPr>
-              <w:t>Índice Irregularidade Longitudinal</w:t>
-            </w:r>
+                <w:rFonts w:ascii="Aptos" w:hAnsi="Aptos"/>
+                <w:b/>
+                <w:bCs/>
+              </w:rPr>
+              <w:t xml:space="preserve">Representantes por </w:t>
+            </w:r>
+            <w:r>
+              <w:rPr>
+                <w:rFonts w:ascii="Aptos" w:hAnsi="Aptos"/>
+                <w:b/>
+                <w:bCs/>
+              </w:rPr>
+              <w:lastRenderedPageBreak/>
+              <w:t>acompanhar:</w:t>
+            </w:r>
+          </w:p>
+        </w:tc>
+        <w:tc>
+          <w:tcPr>
+            <w:tcW w:w="3438" w:type="pct"/>
+            <w:tcBorders>
+              <w:top w:val="outset" w:sz="6" w:space="0" w:color="000000"/>
+              <w:left w:val="outset" w:sz="6" w:space="0" w:color="000000"/>
+              <w:bottom w:val="outset" w:sz="6" w:space="0" w:color="000000"/>
+              <w:right w:val="outset" w:sz="6" w:space="0" w:color="000000"/>
+            </w:tcBorders>
+            <w:vAlign w:val="center"/>
+          </w:tcPr>
+          <w:p>
+            <w:pPr>
+              <w:spacing w:before="120" w:after="120" w:line="240" w:lineRule="auto"/>
+              <w:rPr>
+                <w:rFonts w:ascii="Aptos" w:hAnsi="Aptos" w:cs="Arial"/>
+                <w:b/>
+                <w:bCs/>
+                <w:szCs w:val="24"/>
+              </w:rPr>
+            </w:pPr>
+            <w:r>
+              <w:rPr>
+                <w:rFonts w:ascii="Aptos" w:hAnsi="Aptos"/>
+              </w:rPr>
+              <w:lastRenderedPageBreak/>
+              <w:t xml:space="preserve">Viviane Alves </w:t>
+            </w:r>
+            <w:proofErr w:type="spellStart"/>
+            <w:r>
+              <w:rPr>
+                <w:rFonts w:ascii="Aptos" w:hAnsi="Aptos"/>
+              </w:rPr>
+              <w:t>Walzertudes</w:t>
+            </w:r>
+            <w:proofErr w:type="spellEnd"/>
           </w:p>
         </w:tc>
       </w:tr>
       <w:tr>
-        <w:trPr>
-          <w:tblCellSpacing w:w="0" w:type="dxa"/>
-          <w:jc w:val="center"/>
-        </w:trPr>
         <w:tc>
           <w:tcPr>
-            <w:tcW w:w="843" w:type="dxa"/>
+            <w:tcW w:w="5000" w:type="pct"/>
+            <w:gridSpan w:val="2"/>
             <w:tcBorders>
-              <w:top w:val="outset" w:sz="6" w:space="0" w:color="auto"/>
-              <w:left w:val="outset" w:sz="6" w:space="0" w:color="auto"/>
-              <w:bottom w:val="outset" w:sz="6" w:space="0" w:color="auto"/>
-              <w:right w:val="outset" w:sz="6" w:space="0" w:color="auto"/>
+              <w:top w:val="outset" w:sz="6" w:space="0" w:color="000000"/>
+              <w:left w:val="outset" w:sz="6" w:space="0" w:color="000000"/>
+              <w:bottom w:val="outset" w:sz="6" w:space="0" w:color="000000"/>
+              <w:right w:val="outset" w:sz="6" w:space="0" w:color="000000"/>
+            </w:tcBorders>
+            <w:shd w:val="clear" w:color="auto" w:fill="DDDDDD"/>
+            <w:vAlign w:val="center"/>
+            <w:hideMark/>
+          </w:tcPr>
+          <w:p>
+            <w:pPr>
+              <w:spacing w:before="120" w:after="120" w:line="240" w:lineRule="auto"/>
+              <w:rPr>
+                <w:rFonts w:ascii="Aptos" w:hAnsi="Aptos"/>
+                <w:b/>
+                <w:bCs/>
+              </w:rPr>
+            </w:pPr>
+            <w:r>
+              <w:rPr>
+                <w:rFonts w:ascii="Aptos" w:hAnsi="Aptos"/>
+                <w:b/>
+                <w:bCs/>
+              </w:rPr>
+              <w:t>3.2 DO VERIFICADOR INDEPENDENTE</w:t>
+            </w:r>
+          </w:p>
+        </w:tc>
+      </w:tr>
+      <w:tr>
+        <w:tc>
+          <w:tcPr>
+            <w:tcW w:w="1562" w:type="pct"/>
+            <w:tcBorders>
+              <w:top w:val="outset" w:sz="6" w:space="0" w:color="000000"/>
+              <w:left w:val="outset" w:sz="6" w:space="0" w:color="000000"/>
+              <w:bottom w:val="outset" w:sz="6" w:space="0" w:color="000000"/>
+              <w:right w:val="outset" w:sz="6" w:space="0" w:color="000000"/>
             </w:tcBorders>
             <w:vAlign w:val="center"/>
             <w:hideMark/>
           </w:tcPr>
           <w:p>
             <w:pPr>
-              <w:spacing w:after="0"/>
-              <w:jc w:val="center"/>
-              <w:rPr>
-                <w:rFonts w:ascii="Aptos" w:hAnsi="Aptos"/>
-                <w:color w:val="000000" w:themeColor="text1"/>
+              <w:spacing w:before="120" w:after="120" w:line="240" w:lineRule="auto"/>
+              <w:rPr>
+                <w:rFonts w:ascii="Aptos" w:hAnsi="Aptos"/>
               </w:rPr>
             </w:pPr>
             <w:r>
               <w:rPr>
                 <w:rFonts w:ascii="Aptos" w:hAnsi="Aptos"/>
-                <w:color w:val="000000" w:themeColor="text1"/>
-              </w:rPr>
-              <w:t>NC</w:t>
+                <w:b/>
+                <w:bCs/>
+              </w:rPr>
+              <w:t>Verificador Independente:</w:t>
             </w:r>
           </w:p>
         </w:tc>
         <w:tc>
           <w:tcPr>
-            <w:tcW w:w="7026" w:type="dxa"/>
+            <w:tcW w:w="3438" w:type="pct"/>
             <w:tcBorders>
-              <w:top w:val="outset" w:sz="6" w:space="0" w:color="auto"/>
-              <w:left w:val="outset" w:sz="6" w:space="0" w:color="auto"/>
-              <w:bottom w:val="outset" w:sz="6" w:space="0" w:color="auto"/>
-              <w:right w:val="outset" w:sz="6" w:space="0" w:color="auto"/>
+              <w:top w:val="outset" w:sz="6" w:space="0" w:color="000000"/>
+              <w:left w:val="outset" w:sz="6" w:space="0" w:color="000000"/>
+              <w:bottom w:val="outset" w:sz="6" w:space="0" w:color="000000"/>
+              <w:right w:val="outset" w:sz="6" w:space="0" w:color="000000"/>
             </w:tcBorders>
             <w:vAlign w:val="center"/>
             <w:hideMark/>
           </w:tcPr>
           <w:p>
             <w:pPr>
-              <w:spacing w:after="0"/>
+              <w:spacing w:before="120" w:after="120" w:line="240" w:lineRule="auto"/>
               <w:rPr>
                 <w:rFonts w:ascii="Aptos" w:hAnsi="Aptos"/>
               </w:rPr>
@@ -557,59 +1006,825 @@
               <w:rPr>
                 <w:rFonts w:ascii="Aptos" w:hAnsi="Aptos"/>
               </w:rPr>
-              <w:t>Não Conformidade</w:t>
+              <w:t xml:space="preserve">Consórcio </w:t>
+            </w:r>
+            <w:r>
+              <w:rPr>
+                <w:rFonts w:ascii="Aptos" w:hAnsi="Aptos"/>
+              </w:rPr>
+              <w:t xml:space="preserve">das Empresas </w:t>
+            </w:r>
+            <w:r>
+              <w:rPr>
+                <w:rFonts w:ascii="Aptos" w:hAnsi="Aptos"/>
+              </w:rPr>
+              <w:t>TPF/ECR</w:t>
+            </w:r>
+          </w:p>
+        </w:tc>
+      </w:tr>
+      <w:tr>
+        <w:tc>
+          <w:tcPr>
+            <w:tcW w:w="1562" w:type="pct"/>
+            <w:tcBorders>
+              <w:top w:val="outset" w:sz="6" w:space="0" w:color="000000"/>
+              <w:left w:val="outset" w:sz="6" w:space="0" w:color="000000"/>
+              <w:bottom w:val="outset" w:sz="6" w:space="0" w:color="000000"/>
+              <w:right w:val="outset" w:sz="6" w:space="0" w:color="000000"/>
+            </w:tcBorders>
+            <w:vAlign w:val="center"/>
+            <w:hideMark/>
+          </w:tcPr>
+          <w:p>
+            <w:pPr>
+              <w:spacing w:before="120" w:after="120" w:line="240" w:lineRule="auto"/>
+              <w:rPr>
+                <w:rFonts w:ascii="Aptos" w:hAnsi="Aptos"/>
+              </w:rPr>
+            </w:pPr>
+            <w:r>
+              <w:rPr>
+                <w:rFonts w:ascii="Aptos" w:hAnsi="Aptos"/>
+                <w:b/>
+                <w:bCs/>
+              </w:rPr>
+              <w:t>Endereço:</w:t>
+            </w:r>
+          </w:p>
+        </w:tc>
+        <w:tc>
+          <w:tcPr>
+            <w:tcW w:w="3438" w:type="pct"/>
+            <w:tcBorders>
+              <w:top w:val="outset" w:sz="6" w:space="0" w:color="000000"/>
+              <w:left w:val="outset" w:sz="6" w:space="0" w:color="000000"/>
+              <w:bottom w:val="outset" w:sz="6" w:space="0" w:color="000000"/>
+              <w:right w:val="outset" w:sz="6" w:space="0" w:color="000000"/>
+            </w:tcBorders>
+            <w:vAlign w:val="center"/>
+          </w:tcPr>
+          <w:p>
+            <w:pPr>
+              <w:spacing w:before="120" w:after="120" w:line="240" w:lineRule="auto"/>
+              <w:rPr>
+                <w:rFonts w:ascii="Aptos" w:hAnsi="Aptos"/>
+              </w:rPr>
+            </w:pPr>
+            <w:r>
+              <w:rPr>
+                <w:rFonts w:ascii="Aptos" w:hAnsi="Aptos"/>
+              </w:rPr>
+              <w:t xml:space="preserve">Rua Irene Ramos Gomes </w:t>
+            </w:r>
+            <w:r>
+              <w:rPr>
+                <w:rFonts w:ascii="Aptos" w:hAnsi="Aptos"/>
+              </w:rPr>
+              <w:t>d</w:t>
+            </w:r>
+            <w:r>
+              <w:rPr>
+                <w:rFonts w:ascii="Aptos" w:hAnsi="Aptos"/>
+              </w:rPr>
+              <w:t xml:space="preserve">e Mattos, Nº 176, Pina, Recife/PE CEP: </w:t>
+            </w:r>
+            <w:r>
+              <w:rPr>
+                <w:rFonts w:ascii="Aptos" w:hAnsi="Aptos"/>
+              </w:rPr>
+              <w:t>51011</w:t>
+            </w:r>
+            <w:r>
+              <w:rPr>
+                <w:rFonts w:ascii="Aptos" w:hAnsi="Aptos"/>
+              </w:rPr>
+              <w:t>-</w:t>
+            </w:r>
+            <w:r>
+              <w:rPr>
+                <w:rFonts w:ascii="Aptos" w:hAnsi="Aptos"/>
+              </w:rPr>
+              <w:t>530</w:t>
+            </w:r>
+          </w:p>
+        </w:tc>
+      </w:tr>
+      <w:tr>
+        <w:tc>
+          <w:tcPr>
+            <w:tcW w:w="1562" w:type="pct"/>
+            <w:tcBorders>
+              <w:top w:val="outset" w:sz="6" w:space="0" w:color="000000"/>
+              <w:left w:val="outset" w:sz="6" w:space="0" w:color="000000"/>
+              <w:bottom w:val="outset" w:sz="6" w:space="0" w:color="000000"/>
+              <w:right w:val="outset" w:sz="6" w:space="0" w:color="000000"/>
+            </w:tcBorders>
+            <w:vAlign w:val="center"/>
+            <w:hideMark/>
+          </w:tcPr>
+          <w:p>
+            <w:pPr>
+              <w:spacing w:before="120" w:after="120" w:line="240" w:lineRule="auto"/>
+              <w:rPr>
+                <w:rFonts w:ascii="Aptos" w:hAnsi="Aptos"/>
+              </w:rPr>
+            </w:pPr>
+            <w:r>
+              <w:rPr>
+                <w:rFonts w:ascii="Aptos" w:hAnsi="Aptos"/>
+                <w:b/>
+                <w:bCs/>
+              </w:rPr>
+              <w:t>Responsável:</w:t>
+            </w:r>
+          </w:p>
+        </w:tc>
+        <w:tc>
+          <w:tcPr>
+            <w:tcW w:w="3438" w:type="pct"/>
+            <w:tcBorders>
+              <w:top w:val="outset" w:sz="6" w:space="0" w:color="000000"/>
+              <w:left w:val="outset" w:sz="6" w:space="0" w:color="000000"/>
+              <w:bottom w:val="outset" w:sz="6" w:space="0" w:color="000000"/>
+              <w:right w:val="outset" w:sz="6" w:space="0" w:color="000000"/>
+            </w:tcBorders>
+            <w:vAlign w:val="center"/>
+          </w:tcPr>
+          <w:p>
+            <w:pPr>
+              <w:spacing w:before="120" w:after="120" w:line="240" w:lineRule="auto"/>
+              <w:rPr>
+                <w:rFonts w:ascii="Aptos" w:hAnsi="Aptos" w:cs="Arial"/>
+                <w:b/>
+                <w:szCs w:val="24"/>
+              </w:rPr>
+            </w:pPr>
+            <w:r>
+              <w:rPr>
+                <w:rFonts w:ascii="Aptos" w:hAnsi="Aptos" w:cs="Arial"/>
+                <w:b/>
+                <w:bCs/>
+                <w:szCs w:val="24"/>
+              </w:rPr>
+              <w:t>RICARDO MEDEIROS PEREIRA DE CARVALHO</w:t>
+            </w:r>
+          </w:p>
+        </w:tc>
+      </w:tr>
+      <w:tr>
+        <w:tc>
+          <w:tcPr>
+            <w:tcW w:w="1562" w:type="pct"/>
+            <w:tcBorders>
+              <w:top w:val="outset" w:sz="6" w:space="0" w:color="000000"/>
+              <w:left w:val="outset" w:sz="6" w:space="0" w:color="000000"/>
+              <w:bottom w:val="outset" w:sz="6" w:space="0" w:color="000000"/>
+              <w:right w:val="outset" w:sz="6" w:space="0" w:color="000000"/>
+            </w:tcBorders>
+            <w:vAlign w:val="center"/>
+          </w:tcPr>
+          <w:p>
+            <w:pPr>
+              <w:spacing w:before="120" w:after="120" w:line="240" w:lineRule="auto"/>
+              <w:rPr>
+                <w:rFonts w:ascii="Aptos" w:hAnsi="Aptos"/>
+                <w:b/>
+                <w:bCs/>
+              </w:rPr>
+            </w:pPr>
+            <w:r>
+              <w:rPr>
+                <w:rFonts w:ascii="Aptos" w:hAnsi="Aptos"/>
+                <w:b/>
+                <w:bCs/>
+              </w:rPr>
+              <w:t>Representantes por acompanhar:</w:t>
+            </w:r>
+          </w:p>
+        </w:tc>
+        <w:tc>
+          <w:tcPr>
+            <w:tcW w:w="3438" w:type="pct"/>
+            <w:tcBorders>
+              <w:top w:val="outset" w:sz="6" w:space="0" w:color="000000"/>
+              <w:left w:val="outset" w:sz="6" w:space="0" w:color="000000"/>
+              <w:bottom w:val="outset" w:sz="6" w:space="0" w:color="000000"/>
+              <w:right w:val="outset" w:sz="6" w:space="0" w:color="000000"/>
+            </w:tcBorders>
+            <w:vAlign w:val="center"/>
+          </w:tcPr>
+          <w:p>
+            <w:pPr>
+              <w:spacing w:before="120" w:after="120" w:line="240" w:lineRule="auto"/>
+              <w:rPr>
+                <w:rFonts w:ascii="Aptos" w:hAnsi="Aptos" w:cs="Arial"/>
+                <w:b/>
+                <w:bCs/>
+                <w:szCs w:val="24"/>
+              </w:rPr>
+            </w:pPr>
+            <w:proofErr w:type="spellStart"/>
+            <w:r>
+              <w:rPr>
+                <w:rFonts w:ascii="Aptos" w:hAnsi="Aptos"/>
+              </w:rPr>
+              <w:t>Sânya</w:t>
+            </w:r>
+            <w:proofErr w:type="spellEnd"/>
+            <w:r>
+              <w:rPr>
+                <w:rFonts w:ascii="Aptos" w:hAnsi="Aptos"/>
+              </w:rPr>
+              <w:t xml:space="preserve"> Albuquerque; Ricardo Henrique Ferraz de Farias</w:t>
+            </w:r>
+            <w:r>
+              <w:rPr>
+                <w:rFonts w:ascii="Aptos" w:hAnsi="Aptos"/>
+              </w:rPr>
+              <w:t>;</w:t>
+            </w:r>
+            <w:r>
+              <w:rPr>
+                <w:rFonts w:ascii="Aptos" w:hAnsi="Aptos" w:cstheme="minorHAnsi"/>
+              </w:rPr>
+              <w:t xml:space="preserve"> Lauro Ricardo Torres Galindo e </w:t>
+            </w:r>
+            <w:proofErr w:type="spellStart"/>
+            <w:r>
+              <w:rPr>
+                <w:rFonts w:ascii="Aptos" w:hAnsi="Aptos" w:cstheme="minorHAnsi"/>
+              </w:rPr>
+              <w:t>Maynara</w:t>
+            </w:r>
+            <w:proofErr w:type="spellEnd"/>
+            <w:r>
+              <w:rPr>
+                <w:rFonts w:ascii="Aptos" w:hAnsi="Aptos" w:cstheme="minorHAnsi"/>
+              </w:rPr>
+              <w:t xml:space="preserve"> Milena Silva de Lima</w:t>
+            </w:r>
+            <w:r>
+              <w:rPr>
+                <w:rFonts w:ascii="Aptos" w:hAnsi="Aptos" w:cstheme="minorHAnsi"/>
+              </w:rPr>
+              <w:t xml:space="preserve"> </w:t>
+            </w:r>
+          </w:p>
+        </w:tc>
+      </w:tr>
+      <w:tr>
+        <w:tc>
+          <w:tcPr>
+            <w:tcW w:w="5000" w:type="pct"/>
+            <w:gridSpan w:val="2"/>
+            <w:tcBorders>
+              <w:top w:val="outset" w:sz="6" w:space="0" w:color="000000"/>
+              <w:left w:val="outset" w:sz="6" w:space="0" w:color="000000"/>
+              <w:bottom w:val="outset" w:sz="6" w:space="0" w:color="000000"/>
+              <w:right w:val="outset" w:sz="6" w:space="0" w:color="000000"/>
+            </w:tcBorders>
+            <w:shd w:val="clear" w:color="auto" w:fill="DDDDDD"/>
+            <w:vAlign w:val="center"/>
+            <w:hideMark/>
+          </w:tcPr>
+          <w:p>
+            <w:pPr>
+              <w:spacing w:before="120" w:after="120" w:line="240" w:lineRule="auto"/>
+              <w:rPr>
+                <w:rFonts w:ascii="Aptos" w:hAnsi="Aptos"/>
+                <w:b/>
+                <w:bCs/>
+              </w:rPr>
+            </w:pPr>
+            <w:r>
+              <w:rPr>
+                <w:rFonts w:ascii="Aptos" w:hAnsi="Aptos"/>
+                <w:b/>
+                <w:bCs/>
+              </w:rPr>
+              <w:t>3.</w:t>
+            </w:r>
+            <w:r>
+              <w:rPr>
+                <w:rFonts w:ascii="Aptos" w:hAnsi="Aptos"/>
+                <w:b/>
+                <w:bCs/>
+              </w:rPr>
+              <w:t>3</w:t>
+            </w:r>
+            <w:r>
+              <w:rPr>
+                <w:rFonts w:ascii="Aptos" w:hAnsi="Aptos"/>
+                <w:b/>
+                <w:bCs/>
+              </w:rPr>
+              <w:t xml:space="preserve"> DO REGULADO</w:t>
+            </w:r>
+          </w:p>
+        </w:tc>
+      </w:tr>
+      <w:tr>
+        <w:tc>
+          <w:tcPr>
+            <w:tcW w:w="1562" w:type="pct"/>
+            <w:tcBorders>
+              <w:top w:val="outset" w:sz="6" w:space="0" w:color="000000"/>
+              <w:left w:val="outset" w:sz="6" w:space="0" w:color="000000"/>
+              <w:bottom w:val="outset" w:sz="6" w:space="0" w:color="000000"/>
+              <w:right w:val="outset" w:sz="6" w:space="0" w:color="000000"/>
+            </w:tcBorders>
+            <w:vAlign w:val="center"/>
+            <w:hideMark/>
+          </w:tcPr>
+          <w:p>
+            <w:pPr>
+              <w:spacing w:before="120" w:after="120" w:line="240" w:lineRule="auto"/>
+              <w:rPr>
+                <w:rFonts w:ascii="Aptos" w:hAnsi="Aptos"/>
+              </w:rPr>
+            </w:pPr>
+            <w:r>
+              <w:rPr>
+                <w:rFonts w:ascii="Aptos" w:hAnsi="Aptos"/>
+                <w:b/>
+                <w:bCs/>
+              </w:rPr>
+              <w:t>Regulado:</w:t>
+            </w:r>
+          </w:p>
+        </w:tc>
+        <w:tc>
+          <w:tcPr>
+            <w:tcW w:w="3438" w:type="pct"/>
+            <w:tcBorders>
+              <w:top w:val="outset" w:sz="6" w:space="0" w:color="000000"/>
+              <w:left w:val="outset" w:sz="6" w:space="0" w:color="000000"/>
+              <w:bottom w:val="outset" w:sz="6" w:space="0" w:color="000000"/>
+              <w:right w:val="outset" w:sz="6" w:space="0" w:color="000000"/>
+            </w:tcBorders>
+            <w:vAlign w:val="center"/>
+          </w:tcPr>
+          <w:p>
+            <w:pPr>
+              <w:spacing w:before="120" w:after="120" w:line="240" w:lineRule="auto"/>
+              <w:rPr>
+                <w:rFonts w:ascii="Aptos" w:hAnsi="Aptos"/>
+              </w:rPr>
+            </w:pPr>
+            <w:r>
+              <w:rPr>
+                <w:rFonts w:ascii="Aptos" w:hAnsi="Aptos"/>
+              </w:rPr>
+              <w:t>CRA</w:t>
+            </w:r>
+            <w:r>
+              <w:rPr>
+                <w:rFonts w:ascii="Aptos" w:hAnsi="Aptos"/>
+              </w:rPr>
+              <w:t xml:space="preserve"> - </w:t>
+            </w:r>
+            <w:r>
+              <w:rPr>
+                <w:rFonts w:ascii="Aptos" w:hAnsi="Aptos"/>
+              </w:rPr>
+              <w:t>Concessionária Rota do Atlântico</w:t>
+            </w:r>
+          </w:p>
+        </w:tc>
+      </w:tr>
+      <w:tr>
+        <w:tc>
+          <w:tcPr>
+            <w:tcW w:w="1562" w:type="pct"/>
+            <w:tcBorders>
+              <w:top w:val="outset" w:sz="6" w:space="0" w:color="000000"/>
+              <w:left w:val="outset" w:sz="6" w:space="0" w:color="000000"/>
+              <w:bottom w:val="outset" w:sz="6" w:space="0" w:color="000000"/>
+              <w:right w:val="outset" w:sz="6" w:space="0" w:color="000000"/>
+            </w:tcBorders>
+            <w:vAlign w:val="center"/>
+            <w:hideMark/>
+          </w:tcPr>
+          <w:p>
+            <w:pPr>
+              <w:spacing w:before="120" w:after="120" w:line="240" w:lineRule="auto"/>
+              <w:rPr>
+                <w:rFonts w:ascii="Aptos" w:hAnsi="Aptos"/>
+              </w:rPr>
+            </w:pPr>
+            <w:r>
+              <w:rPr>
+                <w:rFonts w:ascii="Aptos" w:hAnsi="Aptos"/>
+                <w:b/>
+                <w:bCs/>
+              </w:rPr>
+              <w:t>Responsável:</w:t>
+            </w:r>
+          </w:p>
+        </w:tc>
+        <w:tc>
+          <w:tcPr>
+            <w:tcW w:w="3438" w:type="pct"/>
+            <w:tcBorders>
+              <w:top w:val="outset" w:sz="6" w:space="0" w:color="000000"/>
+              <w:left w:val="outset" w:sz="6" w:space="0" w:color="000000"/>
+              <w:bottom w:val="outset" w:sz="6" w:space="0" w:color="000000"/>
+              <w:right w:val="outset" w:sz="6" w:space="0" w:color="000000"/>
+            </w:tcBorders>
+            <w:vAlign w:val="center"/>
+          </w:tcPr>
+          <w:p>
+            <w:pPr>
+              <w:spacing w:before="120" w:after="120" w:line="240" w:lineRule="auto"/>
+              <w:rPr>
+                <w:rFonts w:ascii="Aptos" w:hAnsi="Aptos"/>
+              </w:rPr>
+            </w:pPr>
+            <w:r>
+              <w:rPr>
+                <w:rFonts w:ascii="Aptos" w:hAnsi="Aptos"/>
+                <w:b/>
+                <w:bCs/>
+              </w:rPr>
+              <w:t>RAFAELA ELAINE DA COSTA LIMA ARAÚJO</w:t>
+            </w:r>
+          </w:p>
+        </w:tc>
+      </w:tr>
+      <w:tr>
+        <w:tc>
+          <w:tcPr>
+            <w:tcW w:w="1562" w:type="pct"/>
+            <w:tcBorders>
+              <w:top w:val="outset" w:sz="6" w:space="0" w:color="000000"/>
+              <w:left w:val="outset" w:sz="6" w:space="0" w:color="000000"/>
+              <w:bottom w:val="outset" w:sz="6" w:space="0" w:color="000000"/>
+              <w:right w:val="outset" w:sz="6" w:space="0" w:color="000000"/>
+            </w:tcBorders>
+            <w:vAlign w:val="center"/>
+            <w:hideMark/>
+          </w:tcPr>
+          <w:p>
+            <w:pPr>
+              <w:spacing w:before="120" w:after="120" w:line="240" w:lineRule="auto"/>
+              <w:rPr>
+                <w:rFonts w:ascii="Aptos" w:hAnsi="Aptos"/>
+              </w:rPr>
+            </w:pPr>
+            <w:r>
+              <w:rPr>
+                <w:rFonts w:ascii="Aptos" w:hAnsi="Aptos"/>
+                <w:b/>
+                <w:bCs/>
+              </w:rPr>
+              <w:t>Endereço:</w:t>
+            </w:r>
+          </w:p>
+        </w:tc>
+        <w:tc>
+          <w:tcPr>
+            <w:tcW w:w="3438" w:type="pct"/>
+            <w:tcBorders>
+              <w:top w:val="outset" w:sz="6" w:space="0" w:color="000000"/>
+              <w:left w:val="outset" w:sz="6" w:space="0" w:color="000000"/>
+              <w:bottom w:val="outset" w:sz="6" w:space="0" w:color="000000"/>
+              <w:right w:val="outset" w:sz="6" w:space="0" w:color="000000"/>
+            </w:tcBorders>
+            <w:vAlign w:val="center"/>
+          </w:tcPr>
+          <w:p>
+            <w:pPr>
+              <w:spacing w:before="120" w:after="120" w:line="240" w:lineRule="auto"/>
+              <w:rPr>
+                <w:rFonts w:ascii="Aptos" w:hAnsi="Aptos"/>
+              </w:rPr>
+            </w:pPr>
+            <w:r>
+              <w:rPr>
+                <w:rFonts w:ascii="Aptos" w:hAnsi="Aptos"/>
+              </w:rPr>
+              <w:t>Rodovia PE-009, Km 38,5(TDR Norte, 2074) – Distrito Industrial Suape, Cabo de Santo Agostinho/PE – CEP: 54.590-000</w:t>
+            </w:r>
+          </w:p>
+        </w:tc>
+      </w:tr>
+      <w:tr>
+        <w:tc>
+          <w:tcPr>
+            <w:tcW w:w="1562" w:type="pct"/>
+            <w:tcBorders>
+              <w:top w:val="outset" w:sz="6" w:space="0" w:color="000000"/>
+              <w:left w:val="outset" w:sz="6" w:space="0" w:color="000000"/>
+              <w:bottom w:val="outset" w:sz="6" w:space="0" w:color="000000"/>
+              <w:right w:val="outset" w:sz="6" w:space="0" w:color="000000"/>
+            </w:tcBorders>
+            <w:vAlign w:val="center"/>
+            <w:hideMark/>
+          </w:tcPr>
+          <w:p>
+            <w:pPr>
+              <w:spacing w:before="120" w:after="120" w:line="240" w:lineRule="auto"/>
+              <w:rPr>
+                <w:rFonts w:ascii="Aptos" w:hAnsi="Aptos"/>
+              </w:rPr>
+            </w:pPr>
+            <w:r>
+              <w:rPr>
+                <w:rFonts w:ascii="Aptos" w:hAnsi="Aptos"/>
+                <w:b/>
+                <w:bCs/>
+              </w:rPr>
+              <w:t>Representantes por acompanhar:</w:t>
+            </w:r>
+          </w:p>
+        </w:tc>
+        <w:tc>
+          <w:tcPr>
+            <w:tcW w:w="3438" w:type="pct"/>
+            <w:tcBorders>
+              <w:top w:val="outset" w:sz="6" w:space="0" w:color="000000"/>
+              <w:left w:val="outset" w:sz="6" w:space="0" w:color="000000"/>
+              <w:bottom w:val="outset" w:sz="6" w:space="0" w:color="000000"/>
+              <w:right w:val="outset" w:sz="6" w:space="0" w:color="000000"/>
+            </w:tcBorders>
+            <w:vAlign w:val="center"/>
+          </w:tcPr>
+          <w:p>
+            <w:pPr>
+              <w:spacing w:before="120" w:after="120" w:line="240" w:lineRule="auto"/>
+              <w:rPr>
+                <w:rFonts w:ascii="Aptos" w:hAnsi="Aptos"/>
+              </w:rPr>
+            </w:pPr>
+            <w:r>
+              <w:rPr>
+                <w:rFonts w:ascii="Aptos" w:hAnsi="Aptos"/>
+              </w:rPr>
+              <w:t>Vanessa Monteiro</w:t>
+            </w:r>
+            <w:r>
+              <w:rPr>
+                <w:rFonts w:ascii="Aptos" w:hAnsi="Aptos"/>
+              </w:rPr>
+              <w:t xml:space="preserve"> e </w:t>
+            </w:r>
+            <w:proofErr w:type="spellStart"/>
+            <w:r>
+              <w:rPr>
+                <w:rFonts w:ascii="Aptos" w:hAnsi="Aptos"/>
+              </w:rPr>
+              <w:t>OuvidoraXXX</w:t>
+            </w:r>
+            <w:r>
+              <w:rPr>
+                <w:rFonts w:ascii="Aptos" w:hAnsi="Aptos"/>
+              </w:rPr>
+              <w:t>CRA</w:t>
+            </w:r>
+            <w:proofErr w:type="spellEnd"/>
+          </w:p>
+        </w:tc>
+      </w:tr>
+      <w:tr>
+        <w:tc>
+          <w:tcPr>
+            <w:tcW w:w="5000" w:type="pct"/>
+            <w:gridSpan w:val="2"/>
+            <w:tcBorders>
+              <w:top w:val="outset" w:sz="6" w:space="0" w:color="000000"/>
+              <w:left w:val="outset" w:sz="6" w:space="0" w:color="000000"/>
+              <w:bottom w:val="outset" w:sz="6" w:space="0" w:color="000000"/>
+              <w:right w:val="outset" w:sz="6" w:space="0" w:color="000000"/>
+            </w:tcBorders>
+            <w:shd w:val="clear" w:color="auto" w:fill="DDDDDD"/>
+            <w:vAlign w:val="center"/>
+            <w:hideMark/>
+          </w:tcPr>
+          <w:p>
+            <w:pPr>
+              <w:spacing w:before="120" w:after="120" w:line="240" w:lineRule="auto"/>
+              <w:rPr>
+                <w:rFonts w:ascii="Aptos" w:hAnsi="Aptos"/>
+              </w:rPr>
+            </w:pPr>
+            <w:r>
+              <w:rPr>
+                <w:rFonts w:ascii="Aptos" w:hAnsi="Aptos"/>
+                <w:b/>
+                <w:bCs/>
+              </w:rPr>
+              <w:t>3.</w:t>
+            </w:r>
+            <w:r>
+              <w:rPr>
+                <w:rFonts w:ascii="Aptos" w:hAnsi="Aptos"/>
+                <w:b/>
+                <w:bCs/>
+              </w:rPr>
+              <w:t>4</w:t>
+            </w:r>
+            <w:r>
+              <w:rPr>
+                <w:rFonts w:ascii="Aptos" w:hAnsi="Aptos"/>
+                <w:b/>
+                <w:bCs/>
+              </w:rPr>
+              <w:t xml:space="preserve"> DO </w:t>
+            </w:r>
+            <w:r>
+              <w:rPr>
+                <w:rFonts w:ascii="Aptos" w:hAnsi="Aptos"/>
+                <w:b/>
+                <w:bCs/>
+              </w:rPr>
+              <w:t xml:space="preserve">FISCALIZADOR (CONVÊNIO SUAPE/ARPE Nº </w:t>
+            </w:r>
+            <w:r>
+              <w:rPr>
+                <w:rFonts w:ascii="Aptos" w:hAnsi="Aptos"/>
+                <w:b/>
+                <w:bCs/>
+              </w:rPr>
+              <w:t>003/2021)</w:t>
+            </w:r>
+          </w:p>
+        </w:tc>
+      </w:tr>
+      <w:tr>
+        <w:tc>
+          <w:tcPr>
+            <w:tcW w:w="1562" w:type="pct"/>
+            <w:tcBorders>
+              <w:top w:val="outset" w:sz="6" w:space="0" w:color="000000"/>
+              <w:left w:val="outset" w:sz="6" w:space="0" w:color="000000"/>
+              <w:bottom w:val="outset" w:sz="6" w:space="0" w:color="000000"/>
+              <w:right w:val="outset" w:sz="6" w:space="0" w:color="000000"/>
+            </w:tcBorders>
+            <w:vAlign w:val="center"/>
+            <w:hideMark/>
+          </w:tcPr>
+          <w:p>
+            <w:pPr>
+              <w:spacing w:before="120" w:after="120" w:line="240" w:lineRule="auto"/>
+              <w:rPr>
+                <w:rFonts w:ascii="Aptos" w:hAnsi="Aptos"/>
+              </w:rPr>
+            </w:pPr>
+            <w:r>
+              <w:rPr>
+                <w:rFonts w:ascii="Aptos" w:hAnsi="Aptos"/>
+                <w:b/>
+                <w:bCs/>
+              </w:rPr>
+              <w:t>Regulador:</w:t>
+            </w:r>
+          </w:p>
+        </w:tc>
+        <w:tc>
+          <w:tcPr>
+            <w:tcW w:w="3438" w:type="pct"/>
+            <w:tcBorders>
+              <w:top w:val="outset" w:sz="6" w:space="0" w:color="000000"/>
+              <w:left w:val="outset" w:sz="6" w:space="0" w:color="000000"/>
+              <w:bottom w:val="outset" w:sz="6" w:space="0" w:color="000000"/>
+              <w:right w:val="outset" w:sz="6" w:space="0" w:color="000000"/>
+            </w:tcBorders>
+            <w:vAlign w:val="center"/>
+            <w:hideMark/>
+          </w:tcPr>
+          <w:p>
+            <w:pPr>
+              <w:spacing w:before="120" w:after="120" w:line="240" w:lineRule="auto"/>
+              <w:rPr>
+                <w:rFonts w:ascii="Aptos" w:hAnsi="Aptos"/>
+              </w:rPr>
+            </w:pPr>
+            <w:r>
+              <w:rPr>
+                <w:rFonts w:ascii="Aptos" w:hAnsi="Aptos"/>
+              </w:rPr>
+              <w:t>Agência de Regulação de Pernambuco</w:t>
+            </w:r>
+            <w:r>
+              <w:rPr>
+                <w:rFonts w:ascii="Aptos" w:hAnsi="Aptos"/>
+              </w:rPr>
+              <w:t xml:space="preserve"> (Arpe)</w:t>
+            </w:r>
+          </w:p>
+        </w:tc>
+      </w:tr>
+      <w:tr>
+        <w:tc>
+          <w:tcPr>
+            <w:tcW w:w="1562" w:type="pct"/>
+            <w:tcBorders>
+              <w:top w:val="outset" w:sz="6" w:space="0" w:color="000000"/>
+              <w:left w:val="outset" w:sz="6" w:space="0" w:color="000000"/>
+              <w:bottom w:val="outset" w:sz="6" w:space="0" w:color="000000"/>
+              <w:right w:val="outset" w:sz="6" w:space="0" w:color="000000"/>
+            </w:tcBorders>
+            <w:vAlign w:val="center"/>
+            <w:hideMark/>
+          </w:tcPr>
+          <w:p>
+            <w:pPr>
+              <w:spacing w:before="120" w:after="120" w:line="240" w:lineRule="auto"/>
+              <w:rPr>
+                <w:rFonts w:ascii="Aptos" w:hAnsi="Aptos"/>
+              </w:rPr>
+            </w:pPr>
+            <w:r>
+              <w:rPr>
+                <w:rFonts w:ascii="Aptos" w:hAnsi="Aptos"/>
+                <w:b/>
+                <w:bCs/>
+              </w:rPr>
+              <w:t>Diretor Presidente:</w:t>
+            </w:r>
+          </w:p>
+        </w:tc>
+        <w:tc>
+          <w:tcPr>
+            <w:tcW w:w="3438" w:type="pct"/>
+            <w:tcBorders>
+              <w:top w:val="outset" w:sz="6" w:space="0" w:color="000000"/>
+              <w:left w:val="outset" w:sz="6" w:space="0" w:color="000000"/>
+              <w:bottom w:val="outset" w:sz="6" w:space="0" w:color="000000"/>
+              <w:right w:val="outset" w:sz="6" w:space="0" w:color="000000"/>
+            </w:tcBorders>
+            <w:vAlign w:val="center"/>
+            <w:hideMark/>
+          </w:tcPr>
+          <w:p>
+            <w:pPr>
+              <w:spacing w:before="120" w:after="120" w:line="240" w:lineRule="auto"/>
+              <w:rPr>
+                <w:rFonts w:ascii="Aptos" w:hAnsi="Aptos"/>
+                <w:b/>
+                <w:bCs/>
+              </w:rPr>
+            </w:pPr>
+            <w:r>
+              <w:rPr>
+                <w:rFonts w:ascii="Aptos" w:hAnsi="Aptos"/>
+                <w:b/>
+                <w:bCs/>
+              </w:rPr>
+              <w:t>CARLOS PORTO FILHO</w:t>
             </w:r>
           </w:p>
         </w:tc>
       </w:tr>
       <w:tr>
         <w:trPr>
-          <w:tblCellSpacing w:w="0" w:type="dxa"/>
-          <w:jc w:val="center"/>
+          <w:trHeight w:val="568"/>
         </w:trPr>
         <w:tc>
           <w:tcPr>
-            <w:tcW w:w="843" w:type="dxa"/>
+            <w:tcW w:w="1562" w:type="pct"/>
             <w:tcBorders>
-              <w:top w:val="outset" w:sz="6" w:space="0" w:color="auto"/>
-              <w:left w:val="outset" w:sz="6" w:space="0" w:color="auto"/>
-              <w:bottom w:val="outset" w:sz="6" w:space="0" w:color="auto"/>
-              <w:right w:val="outset" w:sz="6" w:space="0" w:color="auto"/>
+              <w:top w:val="outset" w:sz="6" w:space="0" w:color="000000"/>
+              <w:left w:val="outset" w:sz="6" w:space="0" w:color="000000"/>
+              <w:bottom w:val="outset" w:sz="6" w:space="0" w:color="000000"/>
+              <w:right w:val="outset" w:sz="6" w:space="0" w:color="000000"/>
             </w:tcBorders>
             <w:vAlign w:val="center"/>
+            <w:hideMark/>
           </w:tcPr>
           <w:p>
             <w:pPr>
-              <w:spacing w:after="0"/>
-              <w:jc w:val="center"/>
-              <w:rPr>
-                <w:rFonts w:ascii="Aptos" w:hAnsi="Aptos"/>
-                <w:color w:val="000000" w:themeColor="text1"/>
+              <w:spacing w:before="120" w:after="120" w:line="240" w:lineRule="auto"/>
+              <w:rPr>
+                <w:rFonts w:ascii="Aptos" w:hAnsi="Aptos"/>
               </w:rPr>
             </w:pPr>
             <w:r>
               <w:rPr>
                 <w:rFonts w:ascii="Aptos" w:hAnsi="Aptos"/>
-                <w:color w:val="000000" w:themeColor="text1"/>
-              </w:rPr>
-              <w:t>PDCL</w:t>
+                <w:b/>
+                <w:bCs/>
+              </w:rPr>
+              <w:t>Endereço:</w:t>
             </w:r>
           </w:p>
         </w:tc>
         <w:tc>
           <w:tcPr>
-            <w:tcW w:w="7026" w:type="dxa"/>
+            <w:tcW w:w="3438" w:type="pct"/>
             <w:tcBorders>
-              <w:top w:val="outset" w:sz="6" w:space="0" w:color="auto"/>
-              <w:left w:val="outset" w:sz="6" w:space="0" w:color="auto"/>
-              <w:bottom w:val="outset" w:sz="6" w:space="0" w:color="auto"/>
-              <w:right w:val="outset" w:sz="6" w:space="0" w:color="auto"/>
+              <w:top w:val="outset" w:sz="6" w:space="0" w:color="000000"/>
+              <w:left w:val="outset" w:sz="6" w:space="0" w:color="000000"/>
+              <w:bottom w:val="outset" w:sz="6" w:space="0" w:color="000000"/>
+              <w:right w:val="outset" w:sz="6" w:space="0" w:color="000000"/>
             </w:tcBorders>
             <w:vAlign w:val="center"/>
+            <w:hideMark/>
           </w:tcPr>
           <w:p>
             <w:pPr>
-              <w:spacing w:after="0"/>
+              <w:spacing w:before="120" w:after="120" w:line="240" w:lineRule="auto"/>
               <w:rPr>
                 <w:rFonts w:ascii="Aptos" w:hAnsi="Aptos"/>
               </w:rPr>
@@ -618,65 +1833,73 @@
               <w:rPr>
                 <w:rFonts w:ascii="Aptos" w:hAnsi="Aptos"/>
               </w:rPr>
-              <w:t>Programa de Desenvolvimento do Complexo Logístico, Anexo IV do Contrato de Concessão</w:t>
-            </w:r>
-            <w:r>
-              <w:rPr>
-                <w:rFonts w:ascii="Aptos" w:hAnsi="Aptos"/>
-              </w:rPr>
-              <w:t xml:space="preserve"> nº 043/2011</w:t>
+              <w:t>Avenida Conselheiro Rosa e Silva, 975, Aflitos, Recife/PE, CEP: 52.050-020.</w:t>
+            </w:r>
+          </w:p>
+          <w:p>
+            <w:pPr>
+              <w:spacing w:before="120" w:after="120" w:line="240" w:lineRule="auto"/>
+              <w:rPr>
+                <w:rFonts w:ascii="Aptos" w:hAnsi="Aptos"/>
+              </w:rPr>
+            </w:pPr>
+            <w:r>
+              <w:rPr>
+                <w:rFonts w:ascii="Aptos" w:hAnsi="Aptos"/>
+              </w:rPr>
+              <w:t>Estacionamento: Rua do Futuro, 150, Aflitos, Recife/PE.</w:t>
             </w:r>
           </w:p>
         </w:tc>
       </w:tr>
       <w:tr>
         <w:trPr>
-          <w:tblCellSpacing w:w="0" w:type="dxa"/>
-          <w:jc w:val="center"/>
+          <w:trHeight w:val="735"/>
         </w:trPr>
         <w:tc>
           <w:tcPr>
-            <w:tcW w:w="843" w:type="dxa"/>
+            <w:tcW w:w="1562" w:type="pct"/>
             <w:tcBorders>
-              <w:top w:val="outset" w:sz="6" w:space="0" w:color="auto"/>
-              <w:left w:val="outset" w:sz="6" w:space="0" w:color="auto"/>
-              <w:bottom w:val="outset" w:sz="6" w:space="0" w:color="auto"/>
-              <w:right w:val="outset" w:sz="6" w:space="0" w:color="auto"/>
+              <w:top w:val="outset" w:sz="6" w:space="0" w:color="000000"/>
+              <w:left w:val="outset" w:sz="6" w:space="0" w:color="000000"/>
+              <w:bottom w:val="outset" w:sz="6" w:space="0" w:color="000000"/>
+              <w:right w:val="outset" w:sz="6" w:space="0" w:color="000000"/>
             </w:tcBorders>
             <w:vAlign w:val="center"/>
+            <w:hideMark/>
           </w:tcPr>
           <w:p>
             <w:pPr>
-              <w:spacing w:after="0"/>
-              <w:jc w:val="center"/>
-              <w:rPr>
-                <w:rFonts w:ascii="Aptos" w:hAnsi="Aptos"/>
-                <w:color w:val="000000" w:themeColor="text1"/>
+              <w:spacing w:before="120" w:after="120" w:line="240" w:lineRule="auto"/>
+              <w:rPr>
+                <w:rFonts w:ascii="Aptos" w:hAnsi="Aptos"/>
               </w:rPr>
             </w:pPr>
             <w:r>
               <w:rPr>
                 <w:rFonts w:ascii="Aptos" w:hAnsi="Aptos"/>
-                <w:color w:val="000000" w:themeColor="text1"/>
-              </w:rPr>
-              <w:t>SUAPE</w:t>
+                <w:b/>
+                <w:bCs/>
+              </w:rPr>
+              <w:t>Responsáveis pela fiscalização:</w:t>
             </w:r>
           </w:p>
         </w:tc>
         <w:tc>
           <w:tcPr>
-            <w:tcW w:w="7026" w:type="dxa"/>
+            <w:tcW w:w="3438" w:type="pct"/>
             <w:tcBorders>
-              <w:top w:val="outset" w:sz="6" w:space="0" w:color="auto"/>
-              <w:left w:val="outset" w:sz="6" w:space="0" w:color="auto"/>
-              <w:bottom w:val="outset" w:sz="6" w:space="0" w:color="auto"/>
-              <w:right w:val="outset" w:sz="6" w:space="0" w:color="auto"/>
+              <w:top w:val="outset" w:sz="6" w:space="0" w:color="000000"/>
+              <w:left w:val="outset" w:sz="6" w:space="0" w:color="000000"/>
+              <w:bottom w:val="outset" w:sz="6" w:space="0" w:color="000000"/>
+              <w:right w:val="outset" w:sz="6" w:space="0" w:color="000000"/>
             </w:tcBorders>
             <w:vAlign w:val="center"/>
+            <w:hideMark/>
           </w:tcPr>
           <w:p>
             <w:pPr>
-              <w:spacing w:after="0"/>
+              <w:spacing w:before="120" w:after="120" w:line="240" w:lineRule="auto"/>
               <w:rPr>
                 <w:rFonts w:ascii="Aptos" w:hAnsi="Aptos"/>
               </w:rPr>
@@ -685,31 +1908,27 @@
               <w:rPr>
                 <w:rFonts w:ascii="Aptos" w:hAnsi="Aptos"/>
               </w:rPr>
-              <w:t>Poder Concedente e Regulador do Contrato de Concessão firmado com a CRA</w:t>
+              <w:t>Alcides Vieira de Azevedo Bezerra; Enildo Manoel da Silva Júnior</w:t>
             </w:r>
           </w:p>
         </w:tc>
       </w:tr>
       <w:tr>
-        <w:trPr>
-          <w:tblCellSpacing w:w="0" w:type="dxa"/>
-          <w:jc w:val="center"/>
-        </w:trPr>
         <w:tc>
           <w:tcPr>
-            <w:tcW w:w="843" w:type="dxa"/>
+            <w:tcW w:w="1562" w:type="pct"/>
             <w:tcBorders>
-              <w:top w:val="outset" w:sz="6" w:space="0" w:color="auto"/>
-              <w:left w:val="outset" w:sz="6" w:space="0" w:color="auto"/>
-              <w:bottom w:val="outset" w:sz="6" w:space="0" w:color="auto"/>
-              <w:right w:val="outset" w:sz="6" w:space="0" w:color="auto"/>
+              <w:top w:val="outset" w:sz="6" w:space="0" w:color="000000"/>
+              <w:left w:val="outset" w:sz="6" w:space="0" w:color="000000"/>
+              <w:bottom w:val="outset" w:sz="6" w:space="0" w:color="000000"/>
+              <w:right w:val="outset" w:sz="6" w:space="0" w:color="000000"/>
             </w:tcBorders>
             <w:vAlign w:val="center"/>
+            <w:hideMark/>
           </w:tcPr>
           <w:p>
             <w:pPr>
-              <w:spacing w:after="0"/>
-              <w:jc w:val="center"/>
+              <w:spacing w:before="120" w:after="120" w:line="240" w:lineRule="auto"/>
               <w:rPr>
                 <w:rFonts w:ascii="Aptos" w:hAnsi="Aptos"/>
               </w:rPr>
@@ -717,25 +1936,28 @@
             <w:r>
               <w:rPr>
                 <w:rFonts w:ascii="Aptos" w:hAnsi="Aptos"/>
-              </w:rPr>
-              <w:t>TPF</w:t>
+                <w:b/>
+                <w:bCs/>
+              </w:rPr>
+              <w:t>Período da Fiscalização:</w:t>
             </w:r>
           </w:p>
         </w:tc>
         <w:tc>
           <w:tcPr>
-            <w:tcW w:w="7026" w:type="dxa"/>
+            <w:tcW w:w="3438" w:type="pct"/>
             <w:tcBorders>
-              <w:top w:val="outset" w:sz="6" w:space="0" w:color="auto"/>
-              <w:left w:val="outset" w:sz="6" w:space="0" w:color="auto"/>
-              <w:bottom w:val="outset" w:sz="6" w:space="0" w:color="auto"/>
-              <w:right w:val="outset" w:sz="6" w:space="0" w:color="auto"/>
+              <w:top w:val="outset" w:sz="6" w:space="0" w:color="000000"/>
+              <w:left w:val="outset" w:sz="6" w:space="0" w:color="000000"/>
+              <w:bottom w:val="outset" w:sz="6" w:space="0" w:color="000000"/>
+              <w:right w:val="outset" w:sz="6" w:space="0" w:color="000000"/>
             </w:tcBorders>
             <w:vAlign w:val="center"/>
+            <w:hideMark/>
           </w:tcPr>
           <w:p>
             <w:pPr>
-              <w:spacing w:after="0"/>
+              <w:spacing w:before="120" w:after="120" w:line="240" w:lineRule="auto"/>
               <w:rPr>
                 <w:rFonts w:ascii="Aptos" w:hAnsi="Aptos"/>
               </w:rPr>
@@ -744,154 +1966,101 @@
               <w:rPr>
                 <w:rFonts w:ascii="Aptos" w:hAnsi="Aptos"/>
               </w:rPr>
-              <w:t>TPF Engenharia Ltda</w:t>
+              <w:t xml:space="preserve"> 9</w:t>
+            </w:r>
+            <w:r>
+              <w:rPr>
+                <w:rFonts w:ascii="Aptos" w:hAnsi="Aptos"/>
+              </w:rPr>
+              <w:t xml:space="preserve"> de </w:t>
+            </w:r>
+            <w:r>
+              <w:rPr>
+                <w:rFonts w:ascii="Aptos" w:hAnsi="Aptos"/>
+              </w:rPr>
+              <w:t>junho</w:t>
+            </w:r>
+            <w:r>
+              <w:rPr>
+                <w:rFonts w:ascii="Aptos" w:hAnsi="Aptos"/>
+              </w:rPr>
+              <w:t xml:space="preserve"> de </w:t>
+            </w:r>
+            <w:r>
+              <w:rPr>
+                <w:rFonts w:ascii="Aptos" w:hAnsi="Aptos"/>
+              </w:rPr>
+              <w:t>202</w:t>
+            </w:r>
+            <w:r>
+              <w:rPr>
+                <w:rFonts w:ascii="Aptos" w:hAnsi="Aptos"/>
+              </w:rPr>
+              <w:t>6</w:t>
+            </w:r>
+            <w:r>
+              <w:rPr>
+                <w:rFonts w:ascii="Aptos" w:hAnsi="Aptos"/>
+              </w:rPr>
+              <w:t>.</w:t>
             </w:r>
           </w:p>
         </w:tc>
       </w:tr>
       <w:tr>
-        <w:trPr>
-          <w:tblCellSpacing w:w="0" w:type="dxa"/>
-          <w:jc w:val="center"/>
-        </w:trPr>
         <w:tc>
           <w:tcPr>
-            <w:tcW w:w="843" w:type="dxa"/>
+            <w:tcW w:w="1562" w:type="pct"/>
             <w:tcBorders>
-              <w:top w:val="outset" w:sz="6" w:space="0" w:color="auto"/>
-              <w:left w:val="outset" w:sz="6" w:space="0" w:color="auto"/>
-              <w:bottom w:val="outset" w:sz="6" w:space="0" w:color="auto"/>
-              <w:right w:val="outset" w:sz="6" w:space="0" w:color="auto"/>
+              <w:top w:val="outset" w:sz="6" w:space="0" w:color="000000"/>
+              <w:left w:val="outset" w:sz="6" w:space="0" w:color="000000"/>
+              <w:bottom w:val="outset" w:sz="6" w:space="0" w:color="000000"/>
+              <w:right w:val="outset" w:sz="6" w:space="0" w:color="000000"/>
             </w:tcBorders>
             <w:vAlign w:val="center"/>
+            <w:hideMark/>
           </w:tcPr>
           <w:p>
             <w:pPr>
-              <w:spacing w:after="0"/>
-              <w:jc w:val="center"/>
-              <w:rPr>
-                <w:rFonts w:ascii="Aptos" w:hAnsi="Aptos"/>
-                <w:color w:val="000000" w:themeColor="text1"/>
+              <w:spacing w:before="120" w:after="120" w:line="240" w:lineRule="auto"/>
+              <w:rPr>
+                <w:rFonts w:ascii="Aptos" w:hAnsi="Aptos"/>
               </w:rPr>
             </w:pPr>
             <w:r>
               <w:rPr>
                 <w:rFonts w:ascii="Aptos" w:hAnsi="Aptos"/>
-                <w:color w:val="000000" w:themeColor="text1"/>
-              </w:rPr>
-              <w:t>TDR</w:t>
+                <w:b/>
+                <w:bCs/>
+              </w:rPr>
+              <w:t>Tipo de Fiscalização:</w:t>
             </w:r>
           </w:p>
         </w:tc>
         <w:tc>
           <w:tcPr>
-            <w:tcW w:w="7026" w:type="dxa"/>
+            <w:tcW w:w="3438" w:type="pct"/>
             <w:tcBorders>
-              <w:top w:val="outset" w:sz="6" w:space="0" w:color="auto"/>
-              <w:left w:val="outset" w:sz="6" w:space="0" w:color="auto"/>
-              <w:bottom w:val="outset" w:sz="6" w:space="0" w:color="auto"/>
-              <w:right w:val="outset" w:sz="6" w:space="0" w:color="auto"/>
+              <w:top w:val="outset" w:sz="6" w:space="0" w:color="000000"/>
+              <w:left w:val="outset" w:sz="6" w:space="0" w:color="000000"/>
+              <w:bottom w:val="outset" w:sz="6" w:space="0" w:color="000000"/>
+              <w:right w:val="outset" w:sz="6" w:space="0" w:color="000000"/>
             </w:tcBorders>
             <w:vAlign w:val="center"/>
+            <w:hideMark/>
           </w:tcPr>
           <w:p>
             <w:pPr>
-              <w:spacing w:after="0"/>
-              <w:rPr>
-                <w:rFonts w:ascii="Aptos" w:hAnsi="Aptos"/>
-                <w:color w:val="000000" w:themeColor="text1"/>
+              <w:spacing w:before="120" w:after="120" w:line="240" w:lineRule="auto"/>
+              <w:rPr>
+                <w:rFonts w:ascii="Aptos" w:hAnsi="Aptos"/>
               </w:rPr>
             </w:pPr>
             <w:r>
               <w:rPr>
                 <w:rFonts w:ascii="Aptos" w:hAnsi="Aptos"/>
-                <w:color w:val="000000" w:themeColor="text1"/>
-              </w:rPr>
-              <w:t>Tronco Distribuidor Rodoviário</w:t>
-            </w:r>
-          </w:p>
-        </w:tc>
-      </w:tr>
-      <w:tr>
-        <w:trPr>
-          <w:tblCellSpacing w:w="0" w:type="dxa"/>
-          <w:jc w:val="center"/>
-        </w:trPr>
-        <w:tc>
-          <w:tcPr>
-            <w:tcW w:w="843" w:type="dxa"/>
-            <w:tcBorders>
-              <w:top w:val="outset" w:sz="6" w:space="0" w:color="auto"/>
-              <w:left w:val="outset" w:sz="6" w:space="0" w:color="auto"/>
-              <w:bottom w:val="outset" w:sz="6" w:space="0" w:color="auto"/>
-              <w:right w:val="outset" w:sz="6" w:space="0" w:color="auto"/>
-            </w:tcBorders>
-            <w:vAlign w:val="center"/>
-          </w:tcPr>
-          <w:p>
-            <w:pPr>
-              <w:spacing w:after="0"/>
-              <w:jc w:val="center"/>
-              <w:rPr>
-                <w:rFonts w:ascii="Aptos" w:hAnsi="Aptos"/>
-                <w:color w:val="000000" w:themeColor="text1"/>
-              </w:rPr>
-            </w:pPr>
-            <w:r>
-              <w:rPr>
-                <w:rFonts w:ascii="Aptos" w:hAnsi="Aptos"/>
-                <w:color w:val="000000" w:themeColor="text1"/>
-              </w:rPr>
-              <w:t>VI</w:t>
-            </w:r>
-          </w:p>
-        </w:tc>
-        <w:tc>
-          <w:tcPr>
-            <w:tcW w:w="7026" w:type="dxa"/>
-            <w:tcBorders>
-              <w:top w:val="outset" w:sz="6" w:space="0" w:color="auto"/>
-              <w:left w:val="outset" w:sz="6" w:space="0" w:color="auto"/>
-              <w:bottom w:val="outset" w:sz="6" w:space="0" w:color="auto"/>
-              <w:right w:val="outset" w:sz="6" w:space="0" w:color="auto"/>
-            </w:tcBorders>
-            <w:vAlign w:val="center"/>
-          </w:tcPr>
-          <w:p>
-            <w:pPr>
-              <w:spacing w:after="0"/>
-              <w:rPr>
-                <w:rFonts w:ascii="Aptos" w:hAnsi="Aptos"/>
-                <w:color w:val="000000" w:themeColor="text1"/>
-              </w:rPr>
-            </w:pPr>
-            <w:r>
-              <w:rPr>
-                <w:rFonts w:ascii="Aptos" w:hAnsi="Aptos"/>
-                <w:color w:val="000000" w:themeColor="text1"/>
-              </w:rPr>
-              <w:t xml:space="preserve">Verificador Independente contratado por SUAPE, atualmente o </w:t>
-            </w:r>
-            <w:r>
-              <w:rPr>
-                <w:rFonts w:ascii="Aptos" w:hAnsi="Aptos"/>
-                <w:color w:val="000000" w:themeColor="text1"/>
-              </w:rPr>
-              <w:t xml:space="preserve">Consórcio formado pelas </w:t>
-            </w:r>
-            <w:r>
-              <w:rPr>
-                <w:rFonts w:ascii="Aptos" w:hAnsi="Aptos"/>
-                <w:color w:val="000000" w:themeColor="text1"/>
-              </w:rPr>
-              <w:t xml:space="preserve">Empresas </w:t>
-            </w:r>
-            <w:r>
-              <w:rPr>
-                <w:rFonts w:ascii="Aptos" w:hAnsi="Aptos"/>
-                <w:color w:val="000000" w:themeColor="text1"/>
-              </w:rPr>
-              <w:t>TPF e ECR</w:t>
+              </w:rPr>
+              <w:t>Direta e periódica.</w:t>
             </w:r>
           </w:p>
         </w:tc>
@@ -908,889 +2077,114 @@
       <w:pPr>
         <w:rPr>
           <w:rFonts w:ascii="Aptos" w:hAnsi="Aptos"/>
+        </w:rPr>
+      </w:pPr>
+    </w:p>
+    <w:p>
+      <w:pPr>
+        <w:pStyle w:val="Ttulo3"/>
+        <w:numPr>
+          <w:ilvl w:val="0"/>
+          <w:numId w:val="5"/>
+        </w:numPr>
+        <w:rPr>
+          <w:rFonts w:ascii="Aptos" w:hAnsi="Aptos"/>
           <w:b/>
           <w:bCs/>
-        </w:rPr>
-      </w:pPr>
+          <w:color w:val="auto"/>
+          <w:sz w:val="24"/>
+          <w:szCs w:val="24"/>
+        </w:rPr>
+      </w:pPr>
+      <w:bookmarkStart w:id="23" w:name="bookmark-ZdhO1msJbvxXcvOQ"/>
+      <w:bookmarkStart w:id="24" w:name="_Toc257706540"/>
+      <w:bookmarkStart w:id="25" w:name="_Toc217993491"/>
+      <w:bookmarkEnd w:id="23"/>
       <w:r>
         <w:rPr>
           <w:rFonts w:ascii="Aptos" w:hAnsi="Aptos"/>
           <w:b/>
           <w:bCs/>
-        </w:rPr>
-        <w:br w:type="page"/>
-      </w:r>
+          <w:color w:val="auto"/>
+          <w:sz w:val="24"/>
+          <w:szCs w:val="24"/>
+        </w:rPr>
+        <w:t>METODOLOGIA</w:t>
+      </w:r>
+      <w:bookmarkEnd w:id="24"/>
+      <w:bookmarkEnd w:id="25"/>
     </w:p>
     <w:p>
       <w:pPr>
-        <w:jc w:val="center"/>
-        <w:rPr>
-          <w:rFonts w:ascii="Aptos" w:hAnsi="Aptos"/>
-          <w:sz w:val="28"/>
-          <w:szCs w:val="28"/>
-        </w:rPr>
-      </w:pPr>
-      <w:r>
-        <w:rPr>
-          <w:rFonts w:ascii="Aptos" w:hAnsi="Aptos"/>
-          <w:b/>
-          <w:bCs/>
-          <w:sz w:val="28"/>
-          <w:szCs w:val="28"/>
-        </w:rPr>
-        <w:lastRenderedPageBreak/>
-        <w:t>SUMÁRIO</w:t>
-      </w:r>
+        <w:rPr>
+          <w:rFonts w:ascii="Aptos" w:hAnsi="Aptos"/>
+        </w:rPr>
+      </w:pPr>
     </w:p>
-    <w:sdt>
-      <w:sdtPr>
-        <w:rPr>
-          <w:rFonts w:ascii="Aptos" w:eastAsiaTheme="minorHAnsi" w:hAnsi="Aptos" w:cstheme="minorBidi"/>
-          <w:color w:val="auto"/>
-          <w:kern w:val="2"/>
-          <w:sz w:val="24"/>
-          <w:szCs w:val="24"/>
-          <w:lang w:eastAsia="en-US"/>
-          <w14:ligatures w14:val="standardContextual"/>
-        </w:rPr>
-        <w:id w:val="914752099"/>
-        <w:docPartObj>
-          <w:docPartGallery w:val="Table of Contents"/>
-          <w:docPartUnique/>
-        </w:docPartObj>
-      </w:sdtPr>
-      <w:sdtEndPr>
-        <w:rPr>
-          <w:b/>
-          <w:bCs/>
-          <w:sz w:val="22"/>
-          <w:szCs w:val="22"/>
-        </w:rPr>
-      </w:sdtEndPr>
-      <w:sdtContent>
-        <w:p>
-          <w:pPr>
-            <w:pStyle w:val="CabealhodoSumrio"/>
-            <w:rPr>
-              <w:rFonts w:ascii="Aptos" w:hAnsi="Aptos"/>
-              <w:color w:val="auto"/>
-              <w:sz w:val="24"/>
-              <w:szCs w:val="24"/>
-            </w:rPr>
-          </w:pPr>
-        </w:p>
-        <w:p>
-          <w:pPr>
-            <w:pStyle w:val="Sumrio3"/>
-            <w:tabs>
-              <w:tab w:val="left" w:pos="960"/>
-              <w:tab w:val="right" w:leader="dot" w:pos="10456"/>
-            </w:tabs>
-            <w:rPr>
-              <w:rFonts w:eastAsiaTheme="minorEastAsia"/>
-              <w:noProof/>
-              <w:sz w:val="24"/>
-              <w:szCs w:val="24"/>
-              <w:lang w:eastAsia="pt-BR"/>
-            </w:rPr>
-          </w:pPr>
-          <w:r>
-            <w:rPr>
-              <w:rFonts w:ascii="Aptos" w:hAnsi="Aptos"/>
-            </w:rPr>
-            <w:fldChar w:fldCharType="begin"/>
-          </w:r>
-          <w:r>
-            <w:rPr>
-              <w:rFonts w:ascii="Aptos" w:hAnsi="Aptos"/>
-            </w:rPr>
-            <w:instrText xml:space="preserve"> TOC \o "1-3" \h \z \u </w:instrText>
-          </w:r>
-          <w:r>
-            <w:rPr>
-              <w:rFonts w:ascii="Aptos" w:hAnsi="Aptos"/>
-            </w:rPr>
-            <w:fldChar w:fldCharType="separate"/>
-          </w:r>
-          <w:hyperlink w:anchor="_Toc217993489" w:history="1">
-            <w:r>
-              <w:rPr>
-                <w:rStyle w:val="Hyperlink"/>
-                <w:rFonts w:ascii="Aptos" w:hAnsi="Aptos"/>
-                <w:b/>
-                <w:bCs/>
-                <w:noProof/>
-              </w:rPr>
-              <w:t>1.</w:t>
-            </w:r>
-            <w:r>
-              <w:rPr>
-                <w:rFonts w:eastAsiaTheme="minorEastAsia"/>
-                <w:noProof/>
-                <w:sz w:val="24"/>
-                <w:szCs w:val="24"/>
-                <w:lang w:eastAsia="pt-BR"/>
-              </w:rPr>
-              <w:tab/>
-            </w:r>
-            <w:r>
-              <w:rPr>
-                <w:rStyle w:val="Hyperlink"/>
-                <w:rFonts w:ascii="Aptos" w:hAnsi="Aptos"/>
-                <w:b/>
-                <w:bCs/>
-                <w:noProof/>
-              </w:rPr>
-              <w:t>INTRODUÇÃO</w:t>
-            </w:r>
-            <w:r>
-              <w:rPr>
-                <w:noProof/>
-                <w:webHidden/>
-              </w:rPr>
-              <w:tab/>
-            </w:r>
-            <w:r>
-              <w:rPr>
-                <w:noProof/>
-                <w:webHidden/>
-              </w:rPr>
-              <w:fldChar w:fldCharType="begin"/>
-            </w:r>
-            <w:r>
-              <w:rPr>
-                <w:noProof/>
-                <w:webHidden/>
-              </w:rPr>
-              <w:instrText xml:space="preserve"> PAGEREF _Toc217993489 \h </w:instrText>
-            </w:r>
-            <w:r>
-              <w:rPr>
-                <w:noProof/>
-                <w:webHidden/>
-              </w:rPr>
-            </w:r>
-            <w:r>
-              <w:rPr>
-                <w:noProof/>
-                <w:webHidden/>
-              </w:rPr>
-              <w:fldChar w:fldCharType="separate"/>
-            </w:r>
-            <w:r>
-              <w:rPr>
-                <w:noProof/>
-                <w:webHidden/>
-              </w:rPr>
-              <w:t>4</w:t>
-            </w:r>
-            <w:r>
-              <w:rPr>
-                <w:noProof/>
-                <w:webHidden/>
-              </w:rPr>
-              <w:fldChar w:fldCharType="end"/>
-            </w:r>
-          </w:hyperlink>
-        </w:p>
-        <w:p>
-          <w:pPr>
-            <w:pStyle w:val="Sumrio3"/>
-            <w:tabs>
-              <w:tab w:val="left" w:pos="960"/>
-              <w:tab w:val="right" w:leader="dot" w:pos="10456"/>
-            </w:tabs>
-            <w:rPr>
-              <w:rFonts w:eastAsiaTheme="minorEastAsia"/>
-              <w:noProof/>
-              <w:sz w:val="24"/>
-              <w:szCs w:val="24"/>
-              <w:lang w:eastAsia="pt-BR"/>
-            </w:rPr>
-          </w:pPr>
-          <w:hyperlink w:anchor="_Toc217993490" w:history="1">
-            <w:r>
-              <w:rPr>
-                <w:rStyle w:val="Hyperlink"/>
-                <w:rFonts w:ascii="Aptos" w:hAnsi="Aptos"/>
-                <w:b/>
-                <w:bCs/>
-                <w:noProof/>
-              </w:rPr>
-              <w:t>2.</w:t>
-            </w:r>
-            <w:r>
-              <w:rPr>
-                <w:rFonts w:eastAsiaTheme="minorEastAsia"/>
-                <w:noProof/>
-                <w:sz w:val="24"/>
-                <w:szCs w:val="24"/>
-                <w:lang w:eastAsia="pt-BR"/>
-              </w:rPr>
-              <w:tab/>
-            </w:r>
-            <w:r>
-              <w:rPr>
-                <w:rStyle w:val="Hyperlink"/>
-                <w:rFonts w:ascii="Aptos" w:hAnsi="Aptos"/>
-                <w:b/>
-                <w:bCs/>
-                <w:noProof/>
-              </w:rPr>
-              <w:t>OBJETIVO</w:t>
-            </w:r>
-            <w:r>
-              <w:rPr>
-                <w:noProof/>
-                <w:webHidden/>
-              </w:rPr>
-              <w:tab/>
-            </w:r>
-            <w:r>
-              <w:rPr>
-                <w:noProof/>
-                <w:webHidden/>
-              </w:rPr>
-              <w:fldChar w:fldCharType="begin"/>
-            </w:r>
-            <w:r>
-              <w:rPr>
-                <w:noProof/>
-                <w:webHidden/>
-              </w:rPr>
-              <w:instrText xml:space="preserve"> PAGEREF _Toc217993490 \h </w:instrText>
-            </w:r>
-            <w:r>
-              <w:rPr>
-                <w:noProof/>
-                <w:webHidden/>
-              </w:rPr>
-            </w:r>
-            <w:r>
-              <w:rPr>
-                <w:noProof/>
-                <w:webHidden/>
-              </w:rPr>
-              <w:fldChar w:fldCharType="separate"/>
-            </w:r>
-            <w:r>
-              <w:rPr>
-                <w:noProof/>
-                <w:webHidden/>
-              </w:rPr>
-              <w:t>4</w:t>
-            </w:r>
-            <w:r>
-              <w:rPr>
-                <w:noProof/>
-                <w:webHidden/>
-              </w:rPr>
-              <w:fldChar w:fldCharType="end"/>
-            </w:r>
-          </w:hyperlink>
-        </w:p>
-        <w:p>
-          <w:pPr>
-            <w:pStyle w:val="Sumrio3"/>
-            <w:tabs>
-              <w:tab w:val="left" w:pos="960"/>
-              <w:tab w:val="right" w:leader="dot" w:pos="10456"/>
-            </w:tabs>
-            <w:rPr>
-              <w:rFonts w:eastAsiaTheme="minorEastAsia"/>
-              <w:noProof/>
-              <w:sz w:val="24"/>
-              <w:szCs w:val="24"/>
-              <w:lang w:eastAsia="pt-BR"/>
-            </w:rPr>
-          </w:pPr>
-          <w:hyperlink w:anchor="_Toc217993491" w:history="1">
-            <w:r>
-              <w:rPr>
-                <w:rStyle w:val="Hyperlink"/>
-                <w:rFonts w:ascii="Aptos" w:hAnsi="Aptos"/>
-                <w:b/>
-                <w:bCs/>
-                <w:noProof/>
-              </w:rPr>
-              <w:t>3.</w:t>
-            </w:r>
-            <w:r>
-              <w:rPr>
-                <w:rFonts w:eastAsiaTheme="minorEastAsia"/>
-                <w:noProof/>
-                <w:sz w:val="24"/>
-                <w:szCs w:val="24"/>
-                <w:lang w:eastAsia="pt-BR"/>
-              </w:rPr>
-              <w:tab/>
-            </w:r>
-            <w:r>
-              <w:rPr>
-                <w:rStyle w:val="Hyperlink"/>
-                <w:rFonts w:ascii="Aptos" w:hAnsi="Aptos"/>
-                <w:b/>
-                <w:bCs/>
-                <w:noProof/>
-              </w:rPr>
-              <w:t>METODOLOGIA</w:t>
-            </w:r>
-            <w:r>
-              <w:rPr>
-                <w:noProof/>
-                <w:webHidden/>
-              </w:rPr>
-              <w:tab/>
-            </w:r>
-            <w:r>
-              <w:rPr>
-                <w:noProof/>
-                <w:webHidden/>
-              </w:rPr>
-              <w:fldChar w:fldCharType="begin"/>
-            </w:r>
-            <w:r>
-              <w:rPr>
-                <w:noProof/>
-                <w:webHidden/>
-              </w:rPr>
-              <w:instrText xml:space="preserve"> PAGEREF _Toc217993491 \h </w:instrText>
-            </w:r>
-            <w:r>
-              <w:rPr>
-                <w:noProof/>
-                <w:webHidden/>
-              </w:rPr>
-            </w:r>
-            <w:r>
-              <w:rPr>
-                <w:noProof/>
-                <w:webHidden/>
-              </w:rPr>
-              <w:fldChar w:fldCharType="separate"/>
-            </w:r>
-            <w:r>
-              <w:rPr>
-                <w:noProof/>
-                <w:webHidden/>
-              </w:rPr>
-              <w:t>6</w:t>
-            </w:r>
-            <w:r>
-              <w:rPr>
-                <w:noProof/>
-                <w:webHidden/>
-              </w:rPr>
-              <w:fldChar w:fldCharType="end"/>
-            </w:r>
-          </w:hyperlink>
-        </w:p>
-        <w:p>
-          <w:pPr>
-            <w:pStyle w:val="Sumrio3"/>
-            <w:tabs>
-              <w:tab w:val="left" w:pos="960"/>
-              <w:tab w:val="right" w:leader="dot" w:pos="10456"/>
-            </w:tabs>
-            <w:rPr>
-              <w:rFonts w:eastAsiaTheme="minorEastAsia"/>
-              <w:noProof/>
-              <w:sz w:val="24"/>
-              <w:szCs w:val="24"/>
-              <w:lang w:eastAsia="pt-BR"/>
-            </w:rPr>
-          </w:pPr>
-          <w:hyperlink w:anchor="_Toc217993492" w:history="1">
-            <w:r>
-              <w:rPr>
-                <w:rStyle w:val="Hyperlink"/>
-                <w:rFonts w:ascii="Aptos" w:hAnsi="Aptos"/>
-                <w:b/>
-                <w:bCs/>
-                <w:noProof/>
-              </w:rPr>
-              <w:t>4.</w:t>
-            </w:r>
-            <w:r>
-              <w:rPr>
-                <w:rFonts w:eastAsiaTheme="minorEastAsia"/>
-                <w:noProof/>
-                <w:sz w:val="24"/>
-                <w:szCs w:val="24"/>
-                <w:lang w:eastAsia="pt-BR"/>
-              </w:rPr>
-              <w:tab/>
-            </w:r>
-            <w:r>
-              <w:rPr>
-                <w:rStyle w:val="Hyperlink"/>
-                <w:rFonts w:ascii="Aptos" w:hAnsi="Aptos"/>
-                <w:b/>
-                <w:bCs/>
-                <w:noProof/>
-              </w:rPr>
-              <w:t>FISCALIZAÇÃO</w:t>
-            </w:r>
-            <w:r>
-              <w:rPr>
-                <w:noProof/>
-                <w:webHidden/>
-              </w:rPr>
-              <w:tab/>
-            </w:r>
-            <w:r>
-              <w:rPr>
-                <w:noProof/>
-                <w:webHidden/>
-              </w:rPr>
-              <w:fldChar w:fldCharType="begin"/>
-            </w:r>
-            <w:r>
-              <w:rPr>
-                <w:noProof/>
-                <w:webHidden/>
-              </w:rPr>
-              <w:instrText xml:space="preserve"> PAGEREF _Toc217993492 \h </w:instrText>
-            </w:r>
-            <w:r>
-              <w:rPr>
-                <w:noProof/>
-                <w:webHidden/>
-              </w:rPr>
-            </w:r>
-            <w:r>
-              <w:rPr>
-                <w:noProof/>
-                <w:webHidden/>
-              </w:rPr>
-              <w:fldChar w:fldCharType="separate"/>
-            </w:r>
-            <w:r>
-              <w:rPr>
-                <w:noProof/>
-                <w:webHidden/>
-              </w:rPr>
-              <w:t>7</w:t>
-            </w:r>
-            <w:r>
-              <w:rPr>
-                <w:noProof/>
-                <w:webHidden/>
-              </w:rPr>
-              <w:fldChar w:fldCharType="end"/>
-            </w:r>
-          </w:hyperlink>
-        </w:p>
-        <w:p>
-          <w:pPr>
-            <w:pStyle w:val="Sumrio3"/>
-            <w:tabs>
-              <w:tab w:val="left" w:pos="960"/>
-              <w:tab w:val="right" w:leader="dot" w:pos="10456"/>
-            </w:tabs>
-            <w:rPr>
-              <w:rFonts w:eastAsiaTheme="minorEastAsia"/>
-              <w:noProof/>
-              <w:sz w:val="24"/>
-              <w:szCs w:val="24"/>
-              <w:lang w:eastAsia="pt-BR"/>
-            </w:rPr>
-          </w:pPr>
-          <w:hyperlink w:anchor="_Toc217993493" w:history="1">
-            <w:r>
-              <w:rPr>
-                <w:rStyle w:val="Hyperlink"/>
-                <w:rFonts w:ascii="Aptos" w:hAnsi="Aptos"/>
-                <w:b/>
-                <w:bCs/>
-                <w:noProof/>
-              </w:rPr>
-              <w:t>5.</w:t>
-            </w:r>
-            <w:r>
-              <w:rPr>
-                <w:rFonts w:eastAsiaTheme="minorEastAsia"/>
-                <w:noProof/>
-                <w:sz w:val="24"/>
-                <w:szCs w:val="24"/>
-                <w:lang w:eastAsia="pt-BR"/>
-              </w:rPr>
-              <w:tab/>
-            </w:r>
-            <w:r>
-              <w:rPr>
-                <w:rStyle w:val="Hyperlink"/>
-                <w:rFonts w:ascii="Aptos" w:hAnsi="Aptos"/>
-                <w:b/>
-                <w:bCs/>
-                <w:noProof/>
-              </w:rPr>
-              <w:t>DETERMINAÇÕES GERAIS</w:t>
-            </w:r>
-            <w:r>
-              <w:rPr>
-                <w:noProof/>
-                <w:webHidden/>
-              </w:rPr>
-              <w:tab/>
-            </w:r>
-            <w:r>
-              <w:rPr>
-                <w:noProof/>
-                <w:webHidden/>
-              </w:rPr>
-              <w:fldChar w:fldCharType="begin"/>
-            </w:r>
-            <w:r>
-              <w:rPr>
-                <w:noProof/>
-                <w:webHidden/>
-              </w:rPr>
-              <w:instrText xml:space="preserve"> PAGEREF _Toc217993493 \h </w:instrText>
-            </w:r>
-            <w:r>
-              <w:rPr>
-                <w:noProof/>
-                <w:webHidden/>
-              </w:rPr>
-            </w:r>
-            <w:r>
-              <w:rPr>
-                <w:noProof/>
-                <w:webHidden/>
-              </w:rPr>
-              <w:fldChar w:fldCharType="separate"/>
-            </w:r>
-            <w:r>
-              <w:rPr>
-                <w:noProof/>
-                <w:webHidden/>
-              </w:rPr>
-              <w:t>11</w:t>
-            </w:r>
-            <w:r>
-              <w:rPr>
-                <w:noProof/>
-                <w:webHidden/>
-              </w:rPr>
-              <w:fldChar w:fldCharType="end"/>
-            </w:r>
-          </w:hyperlink>
-        </w:p>
-        <w:p>
-          <w:pPr>
-            <w:pStyle w:val="Sumrio3"/>
-            <w:tabs>
-              <w:tab w:val="left" w:pos="960"/>
-              <w:tab w:val="right" w:leader="dot" w:pos="10456"/>
-            </w:tabs>
-            <w:rPr>
-              <w:rFonts w:eastAsiaTheme="minorEastAsia"/>
-              <w:noProof/>
-              <w:sz w:val="24"/>
-              <w:szCs w:val="24"/>
-              <w:lang w:eastAsia="pt-BR"/>
-            </w:rPr>
-          </w:pPr>
-          <w:hyperlink w:anchor="_Toc217993494" w:history="1">
-            <w:r>
-              <w:rPr>
-                <w:rStyle w:val="Hyperlink"/>
-                <w:rFonts w:ascii="Aptos" w:hAnsi="Aptos"/>
-                <w:b/>
-                <w:bCs/>
-                <w:noProof/>
-              </w:rPr>
-              <w:t>6.</w:t>
-            </w:r>
-            <w:r>
-              <w:rPr>
-                <w:rFonts w:eastAsiaTheme="minorEastAsia"/>
-                <w:noProof/>
-                <w:sz w:val="24"/>
-                <w:szCs w:val="24"/>
-                <w:lang w:eastAsia="pt-BR"/>
-              </w:rPr>
-              <w:tab/>
-            </w:r>
-            <w:r>
-              <w:rPr>
-                <w:rStyle w:val="Hyperlink"/>
-                <w:rFonts w:ascii="Aptos" w:hAnsi="Aptos"/>
-                <w:b/>
-                <w:bCs/>
-                <w:noProof/>
-              </w:rPr>
-              <w:t>RECOMENDAÇÕES</w:t>
-            </w:r>
-            <w:r>
-              <w:rPr>
-                <w:noProof/>
-                <w:webHidden/>
-              </w:rPr>
-              <w:tab/>
-            </w:r>
-            <w:r>
-              <w:rPr>
-                <w:noProof/>
-                <w:webHidden/>
-              </w:rPr>
-              <w:fldChar w:fldCharType="begin"/>
-            </w:r>
-            <w:r>
-              <w:rPr>
-                <w:noProof/>
-                <w:webHidden/>
-              </w:rPr>
-              <w:instrText xml:space="preserve"> PAGEREF _Toc217993494 \h </w:instrText>
-            </w:r>
-            <w:r>
-              <w:rPr>
-                <w:noProof/>
-                <w:webHidden/>
-              </w:rPr>
-            </w:r>
-            <w:r>
-              <w:rPr>
-                <w:noProof/>
-                <w:webHidden/>
-              </w:rPr>
-              <w:fldChar w:fldCharType="separate"/>
-            </w:r>
-            <w:r>
-              <w:rPr>
-                <w:noProof/>
-                <w:webHidden/>
-              </w:rPr>
-              <w:t>11</w:t>
-            </w:r>
-            <w:r>
-              <w:rPr>
-                <w:noProof/>
-                <w:webHidden/>
-              </w:rPr>
-              <w:fldChar w:fldCharType="end"/>
-            </w:r>
-          </w:hyperlink>
-        </w:p>
-        <w:p>
-          <w:pPr>
-            <w:pStyle w:val="Sumrio3"/>
-            <w:tabs>
-              <w:tab w:val="left" w:pos="960"/>
-              <w:tab w:val="right" w:leader="dot" w:pos="10456"/>
-            </w:tabs>
-            <w:rPr>
-              <w:rFonts w:eastAsiaTheme="minorEastAsia"/>
-              <w:noProof/>
-              <w:sz w:val="24"/>
-              <w:szCs w:val="24"/>
-              <w:lang w:eastAsia="pt-BR"/>
-            </w:rPr>
-          </w:pPr>
-          <w:hyperlink w:anchor="_Toc217993495" w:history="1">
-            <w:r>
-              <w:rPr>
-                <w:rStyle w:val="Hyperlink"/>
-                <w:rFonts w:ascii="Aptos" w:hAnsi="Aptos"/>
-                <w:b/>
-                <w:bCs/>
-                <w:noProof/>
-              </w:rPr>
-              <w:t>7.</w:t>
-            </w:r>
-            <w:r>
-              <w:rPr>
-                <w:rFonts w:eastAsiaTheme="minorEastAsia"/>
-                <w:noProof/>
-                <w:sz w:val="24"/>
-                <w:szCs w:val="24"/>
-                <w:lang w:eastAsia="pt-BR"/>
-              </w:rPr>
-              <w:tab/>
-            </w:r>
-            <w:r>
-              <w:rPr>
-                <w:rStyle w:val="Hyperlink"/>
-                <w:rFonts w:ascii="Aptos" w:hAnsi="Aptos"/>
-                <w:b/>
-                <w:bCs/>
-                <w:noProof/>
-              </w:rPr>
-              <w:t>CONCLUSÕES</w:t>
-            </w:r>
-            <w:r>
-              <w:rPr>
-                <w:noProof/>
-                <w:webHidden/>
-              </w:rPr>
-              <w:tab/>
-            </w:r>
-            <w:r>
-              <w:rPr>
-                <w:noProof/>
-                <w:webHidden/>
-              </w:rPr>
-              <w:fldChar w:fldCharType="begin"/>
-            </w:r>
-            <w:r>
-              <w:rPr>
-                <w:noProof/>
-                <w:webHidden/>
-              </w:rPr>
-              <w:instrText xml:space="preserve"> PAGEREF _Toc217993495 \h </w:instrText>
-            </w:r>
-            <w:r>
-              <w:rPr>
-                <w:noProof/>
-                <w:webHidden/>
-              </w:rPr>
-            </w:r>
-            <w:r>
-              <w:rPr>
-                <w:noProof/>
-                <w:webHidden/>
-              </w:rPr>
-              <w:fldChar w:fldCharType="separate"/>
-            </w:r>
-            <w:r>
-              <w:rPr>
-                <w:noProof/>
-                <w:webHidden/>
-              </w:rPr>
-              <w:t>11</w:t>
-            </w:r>
-            <w:r>
-              <w:rPr>
-                <w:noProof/>
-                <w:webHidden/>
-              </w:rPr>
-              <w:fldChar w:fldCharType="end"/>
-            </w:r>
-          </w:hyperlink>
-        </w:p>
-        <w:p>
-          <w:pPr>
-            <w:pStyle w:val="Sumrio3"/>
-            <w:tabs>
-              <w:tab w:val="right" w:leader="dot" w:pos="10456"/>
-            </w:tabs>
-            <w:rPr>
-              <w:rFonts w:eastAsiaTheme="minorEastAsia"/>
-              <w:noProof/>
-              <w:sz w:val="24"/>
-              <w:szCs w:val="24"/>
-              <w:lang w:eastAsia="pt-BR"/>
-            </w:rPr>
-          </w:pPr>
-          <w:hyperlink w:anchor="_Toc217993496" w:history="1">
-            <w:r>
-              <w:rPr>
-                <w:rStyle w:val="Hyperlink"/>
-                <w:rFonts w:ascii="Aptos" w:hAnsi="Aptos"/>
-                <w:b/>
-                <w:bCs/>
-                <w:noProof/>
-              </w:rPr>
-              <w:t xml:space="preserve">APÊNDICE </w:t>
-            </w:r>
-            <w:r>
-              <w:rPr>
-                <w:rStyle w:val="Hyperlink"/>
-                <w:rFonts w:ascii="Aptos" w:hAnsi="Aptos"/>
-                <w:b/>
-                <w:bCs/>
-                <w:noProof/>
-              </w:rPr>
-              <w:t xml:space="preserve">ÚNICO </w:t>
-            </w:r>
-            <w:r>
-              <w:rPr>
-                <w:rStyle w:val="Hyperlink"/>
-                <w:rFonts w:ascii="Aptos" w:hAnsi="Aptos"/>
-                <w:b/>
-                <w:bCs/>
-                <w:noProof/>
-              </w:rPr>
-              <w:t xml:space="preserve"> </w:t>
-            </w:r>
-            <w:r>
-              <w:rPr>
-                <w:rStyle w:val="Hyperlink"/>
-                <w:rFonts w:ascii="Aptos" w:hAnsi="Aptos"/>
-                <w:b/>
-                <w:bCs/>
-                <w:noProof/>
-              </w:rPr>
-              <w:t>– REGISTROS FOTOGRÁFICOS DAS NÃO CONFORMIDADES</w:t>
-            </w:r>
-            <w:r>
-              <w:rPr>
-                <w:noProof/>
-                <w:webHidden/>
-              </w:rPr>
-              <w:tab/>
-            </w:r>
-            <w:r>
-              <w:rPr>
-                <w:noProof/>
-                <w:webHidden/>
-              </w:rPr>
-              <w:fldChar w:fldCharType="begin"/>
-            </w:r>
-            <w:r>
-              <w:rPr>
-                <w:noProof/>
-                <w:webHidden/>
-              </w:rPr>
-              <w:instrText xml:space="preserve"> PAGEREF _Toc217993496 \h </w:instrText>
-            </w:r>
-            <w:r>
-              <w:rPr>
-                <w:noProof/>
-                <w:webHidden/>
-              </w:rPr>
-            </w:r>
-            <w:r>
-              <w:rPr>
-                <w:noProof/>
-                <w:webHidden/>
-              </w:rPr>
-              <w:fldChar w:fldCharType="separate"/>
-            </w:r>
-            <w:r>
-              <w:rPr>
-                <w:noProof/>
-                <w:webHidden/>
-              </w:rPr>
-              <w:t>12</w:t>
-            </w:r>
-            <w:r>
-              <w:rPr>
-                <w:noProof/>
-                <w:webHidden/>
-              </w:rPr>
-              <w:fldChar w:fldCharType="end"/>
-            </w:r>
-          </w:hyperlink>
-        </w:p>
-        <w:p>
-          <w:pPr>
-            <w:rPr>
-              <w:rFonts w:ascii="Aptos" w:hAnsi="Aptos"/>
-            </w:rPr>
-          </w:pPr>
-          <w:r>
-            <w:rPr>
-              <w:rFonts w:ascii="Aptos" w:hAnsi="Aptos"/>
-              <w:b/>
-              <w:bCs/>
-            </w:rPr>
-            <w:fldChar w:fldCharType="end"/>
-          </w:r>
-        </w:p>
-      </w:sdtContent>
-    </w:sdt>
+    <w:p>
+      <w:pPr>
+        <w:jc w:val="both"/>
+        <w:rPr>
+          <w:rFonts w:ascii="Aptos" w:hAnsi="Aptos"/>
+        </w:rPr>
+      </w:pPr>
+      <w:r>
+        <w:rPr>
+          <w:rFonts w:ascii="Aptos" w:hAnsi="Aptos"/>
+        </w:rPr>
+        <w:t>A Coordenadoria de Transporte e Rodovias da Arpe implementou o cronograma de fiscalização para 202</w:t>
+      </w:r>
+      <w:r>
+        <w:rPr>
+          <w:rFonts w:ascii="Aptos" w:hAnsi="Aptos"/>
+        </w:rPr>
+        <w:t>6</w:t>
+      </w:r>
+      <w:r>
+        <w:rPr>
+          <w:rFonts w:ascii="Aptos" w:hAnsi="Aptos"/>
+        </w:rPr>
+        <w:t xml:space="preserve"> do Complexo Viário e Logístico de SUAPE reserva</w:t>
+      </w:r>
+      <w:r>
+        <w:rPr>
+          <w:rFonts w:ascii="Aptos" w:hAnsi="Aptos"/>
+        </w:rPr>
+        <w:t xml:space="preserve">ndo </w:t>
+      </w:r>
+      <w:r>
+        <w:rPr>
+          <w:rFonts w:ascii="Aptos" w:hAnsi="Aptos"/>
+        </w:rPr>
+        <w:t>dois dias consecutivos, para melhor estruturar suas ações de fiscalização técnico-operacionais no Complexo Rodoviário</w:t>
+      </w:r>
+      <w:r>
+        <w:rPr>
+          <w:rFonts w:ascii="Aptos" w:hAnsi="Aptos"/>
+        </w:rPr>
+        <w:t xml:space="preserve">, após </w:t>
+      </w:r>
+      <w:r>
+        <w:rPr>
+          <w:rFonts w:ascii="Aptos" w:hAnsi="Aptos"/>
+        </w:rPr>
+        <w:t>uma visita técnica prévia, realizada antes do período de fiscalização, com o objetivo de elaborar um roteiro que é encaminhado para a CRA e SUAPE contendo os trechos mapeados com possíveis Não Conformidades, tornando os levantamentos fotográficos mais ágeis e a fiscalização efetiva.</w:t>
+      </w:r>
+    </w:p>
+    <w:p>
+      <w:pPr>
+        <w:jc w:val="both"/>
+        <w:rPr>
+          <w:rFonts w:ascii="Aptos" w:hAnsi="Aptos"/>
+        </w:rPr>
+      </w:pPr>
+      <w:r>
+        <w:rPr>
+          <w:rFonts w:ascii="Aptos" w:hAnsi="Aptos"/>
+        </w:rPr>
+        <w:t xml:space="preserve">Posteriormente, as possíveis Não Conformidades levantadas em campo são analisadas de acordo com os </w:t>
+      </w:r>
+    </w:p>
     <w:sectPr>
       <w:pgSz w:w="11906" w:h="16838"/>
       <w:pgMar w:top="720" w:right="720" w:bottom="720" w:left="720" w:header="708" w:footer="708" w:gutter="0"/>
